--- a/PRP申請書類 自動転記ツール/99_data/テンプレート/SOP/16-3 【F】照査手順書.docx
+++ b/PRP申請書類 自動転記ツール/99_data/テンプレート/SOP/16-3 【F】照査手順書.docx
@@ -6,12 +6,10 @@
       <w:pPr>
         <w:jc w:val="center"/>
         <w:rPr>
-          <w:rFonts w:ascii="ＭＳ ゴシック" w:eastAsia="ＭＳ ゴシック" w:hAnsi="ＭＳ ゴシック" w:hint="eastAsia"/>
-          <w:lang w:eastAsia="ja-JP"/>
-        </w:rPr>
-      </w:pPr>
-      <w:bookmarkStart w:id="0" w:name="_GoBack"/>
-      <w:bookmarkEnd w:id="0"/>
+          <w:rFonts w:ascii="ＭＳ ゴシック" w:eastAsia="ＭＳ ゴシック" w:hAnsi="ＭＳ ゴシック"/>
+          <w:lang w:eastAsia="ja-JP"/>
+        </w:rPr>
+      </w:pPr>
       <w:r>
         <w:rPr>
           <w:rFonts w:ascii="ＭＳ ゴシック" w:eastAsia="ＭＳ ゴシック" w:hAnsi="ＭＳ ゴシック"/>
@@ -98,23 +96,23 @@
     <w:p>
       <w:pPr>
         <w:rPr>
-          <w:rFonts w:ascii="ＭＳ ゴシック" w:eastAsia="ＭＳ ゴシック" w:hAnsi="ＭＳ ゴシック" w:hint="eastAsia"/>
-          <w:lang w:eastAsia="ja-JP"/>
-        </w:rPr>
-      </w:pPr>
-    </w:p>
-    <w:p>
-      <w:pPr>
-        <w:rPr>
-          <w:rFonts w:ascii="ＭＳ ゴシック" w:eastAsia="ＭＳ ゴシック" w:hAnsi="ＭＳ ゴシック" w:hint="eastAsia"/>
-          <w:lang w:eastAsia="ja-JP"/>
-        </w:rPr>
-      </w:pPr>
-    </w:p>
-    <w:p>
-      <w:pPr>
-        <w:rPr>
-          <w:rFonts w:ascii="ＭＳ ゴシック" w:eastAsia="ＭＳ ゴシック" w:hAnsi="ＭＳ ゴシック" w:hint="eastAsia"/>
+          <w:rFonts w:ascii="ＭＳ ゴシック" w:eastAsia="ＭＳ ゴシック" w:hAnsi="ＭＳ ゴシック"/>
+          <w:lang w:eastAsia="ja-JP"/>
+        </w:rPr>
+      </w:pPr>
+    </w:p>
+    <w:p>
+      <w:pPr>
+        <w:rPr>
+          <w:rFonts w:ascii="ＭＳ ゴシック" w:eastAsia="ＭＳ ゴシック" w:hAnsi="ＭＳ ゴシック"/>
+          <w:lang w:eastAsia="ja-JP"/>
+        </w:rPr>
+      </w:pPr>
+    </w:p>
+    <w:p>
+      <w:pPr>
+        <w:rPr>
+          <w:rFonts w:ascii="ＭＳ ゴシック" w:eastAsia="ＭＳ ゴシック" w:hAnsi="ＭＳ ゴシック"/>
           <w:b/>
           <w:bCs/>
           <w:sz w:val="28"/>
@@ -125,7 +123,7 @@
     <w:p>
       <w:pPr>
         <w:rPr>
-          <w:rFonts w:ascii="ＭＳ ゴシック" w:eastAsia="ＭＳ ゴシック" w:hAnsi="ＭＳ ゴシック" w:hint="eastAsia"/>
+          <w:rFonts w:ascii="ＭＳ ゴシック" w:eastAsia="ＭＳ ゴシック" w:hAnsi="ＭＳ ゴシック"/>
           <w:b/>
           <w:bCs/>
           <w:sz w:val="28"/>
@@ -136,7 +134,7 @@
     <w:p>
       <w:pPr>
         <w:rPr>
-          <w:rFonts w:ascii="ＭＳ ゴシック" w:eastAsia="ＭＳ ゴシック" w:hAnsi="ＭＳ ゴシック" w:hint="eastAsia"/>
+          <w:rFonts w:ascii="ＭＳ ゴシック" w:eastAsia="ＭＳ ゴシック" w:hAnsi="ＭＳ ゴシック"/>
           <w:b/>
           <w:bCs/>
           <w:sz w:val="28"/>
@@ -147,7 +145,7 @@
     <w:p>
       <w:pPr>
         <w:rPr>
-          <w:rFonts w:ascii="ＭＳ ゴシック" w:eastAsia="ＭＳ ゴシック" w:hAnsi="ＭＳ ゴシック" w:hint="eastAsia"/>
+          <w:rFonts w:ascii="ＭＳ ゴシック" w:eastAsia="ＭＳ ゴシック" w:hAnsi="ＭＳ ゴシック"/>
           <w:b/>
           <w:bCs/>
           <w:sz w:val="28"/>
@@ -241,7 +239,7 @@
       <w:pPr>
         <w:jc w:val="center"/>
         <w:rPr>
-          <w:rFonts w:ascii="ＭＳ ゴシック" w:eastAsia="ＭＳ ゴシック" w:hAnsi="ＭＳ ゴシック" w:hint="eastAsia"/>
+          <w:rFonts w:ascii="ＭＳ ゴシック" w:eastAsia="ＭＳ ゴシック" w:hAnsi="ＭＳ ゴシック"/>
           <w:b/>
           <w:bCs/>
           <w:sz w:val="32"/>
@@ -262,7 +260,7 @@
     <w:p>
       <w:pPr>
         <w:rPr>
-          <w:rFonts w:ascii="ＭＳ ゴシック" w:eastAsia="ＭＳ ゴシック" w:hAnsi="ＭＳ ゴシック" w:hint="eastAsia"/>
+          <w:rFonts w:ascii="ＭＳ ゴシック" w:eastAsia="ＭＳ ゴシック" w:hAnsi="ＭＳ ゴシック"/>
           <w:b/>
           <w:bCs/>
           <w:sz w:val="32"/>
@@ -274,7 +272,7 @@
       <w:pPr>
         <w:jc w:val="center"/>
         <w:rPr>
-          <w:rFonts w:ascii="ＭＳ ゴシック" w:eastAsia="ＭＳ ゴシック" w:hAnsi="ＭＳ ゴシック" w:hint="eastAsia"/>
+          <w:rFonts w:ascii="ＭＳ ゴシック" w:eastAsia="ＭＳ ゴシック" w:hAnsi="ＭＳ ゴシック"/>
           <w:color w:val="FF0000"/>
           <w:sz w:val="32"/>
           <w:lang w:eastAsia="ja-JP"/>
@@ -328,7 +326,7 @@
     <w:p>
       <w:pPr>
         <w:rPr>
-          <w:rFonts w:ascii="ＭＳ ゴシック" w:eastAsia="ＭＳ ゴシック" w:hAnsi="ＭＳ ゴシック" w:hint="eastAsia"/>
+          <w:rFonts w:ascii="ＭＳ ゴシック" w:eastAsia="ＭＳ ゴシック" w:hAnsi="ＭＳ ゴシック"/>
           <w:sz w:val="32"/>
           <w:lang w:eastAsia="ja-JP"/>
         </w:rPr>
@@ -337,7 +335,7 @@
     <w:p>
       <w:pPr>
         <w:rPr>
-          <w:rFonts w:ascii="ＭＳ ゴシック" w:eastAsia="ＭＳ ゴシック" w:hAnsi="ＭＳ ゴシック" w:hint="eastAsia"/>
+          <w:rFonts w:ascii="ＭＳ ゴシック" w:eastAsia="ＭＳ ゴシック" w:hAnsi="ＭＳ ゴシック"/>
           <w:lang w:eastAsia="ja-JP"/>
         </w:rPr>
       </w:pPr>
@@ -346,7 +344,7 @@
       <w:pPr>
         <w:jc w:val="center"/>
         <w:rPr>
-          <w:rFonts w:ascii="ＭＳ ゴシック" w:eastAsia="ＭＳ ゴシック" w:hAnsi="ＭＳ ゴシック" w:hint="eastAsia"/>
+          <w:rFonts w:ascii="ＭＳ ゴシック" w:eastAsia="ＭＳ ゴシック" w:hAnsi="ＭＳ ゴシック"/>
           <w:lang w:eastAsia="ja-JP"/>
         </w:rPr>
       </w:pPr>
@@ -370,7 +368,7 @@
       <w:pPr>
         <w:jc w:val="center"/>
         <w:rPr>
-          <w:rFonts w:ascii="ＭＳ ゴシック" w:eastAsia="ＭＳ ゴシック" w:hAnsi="ＭＳ ゴシック" w:hint="eastAsia"/>
+          <w:rFonts w:ascii="ＭＳ ゴシック" w:eastAsia="ＭＳ ゴシック" w:hAnsi="ＭＳ ゴシック"/>
           <w:lang w:eastAsia="ja-JP"/>
         </w:rPr>
       </w:pPr>
@@ -379,7 +377,7 @@
       <w:pPr>
         <w:jc w:val="center"/>
         <w:rPr>
-          <w:rFonts w:ascii="ＭＳ ゴシック" w:eastAsia="ＭＳ ゴシック" w:hAnsi="ＭＳ ゴシック" w:hint="eastAsia"/>
+          <w:rFonts w:ascii="ＭＳ ゴシック" w:eastAsia="ＭＳ ゴシック" w:hAnsi="ＭＳ ゴシック"/>
           <w:lang w:eastAsia="ja-JP"/>
         </w:rPr>
       </w:pPr>
@@ -388,7 +386,7 @@
       <w:pPr>
         <w:jc w:val="center"/>
         <w:rPr>
-          <w:rFonts w:ascii="ＭＳ ゴシック" w:eastAsia="ＭＳ ゴシック" w:hAnsi="ＭＳ ゴシック" w:hint="eastAsia"/>
+          <w:rFonts w:ascii="ＭＳ ゴシック" w:eastAsia="ＭＳ ゴシック" w:hAnsi="ＭＳ ゴシック"/>
           <w:lang w:eastAsia="ja-JP"/>
         </w:rPr>
       </w:pPr>
@@ -397,7 +395,7 @@
       <w:pPr>
         <w:jc w:val="center"/>
         <w:rPr>
-          <w:rFonts w:ascii="ＭＳ ゴシック" w:eastAsia="ＭＳ ゴシック" w:hAnsi="ＭＳ ゴシック" w:hint="eastAsia"/>
+          <w:rFonts w:ascii="ＭＳ ゴシック" w:eastAsia="ＭＳ ゴシック" w:hAnsi="ＭＳ ゴシック"/>
           <w:lang w:eastAsia="ja-JP"/>
         </w:rPr>
       </w:pPr>
@@ -406,7 +404,7 @@
       <w:pPr>
         <w:jc w:val="center"/>
         <w:rPr>
-          <w:rFonts w:ascii="ＭＳ ゴシック" w:eastAsia="ＭＳ ゴシック" w:hAnsi="ＭＳ ゴシック" w:hint="eastAsia"/>
+          <w:rFonts w:ascii="ＭＳ ゴシック" w:eastAsia="ＭＳ ゴシック" w:hAnsi="ＭＳ ゴシック"/>
           <w:lang w:eastAsia="ja-JP"/>
         </w:rPr>
       </w:pPr>
@@ -415,7 +413,7 @@
       <w:pPr>
         <w:jc w:val="center"/>
         <w:rPr>
-          <w:rFonts w:ascii="ＭＳ ゴシック" w:eastAsia="ＭＳ ゴシック" w:hAnsi="ＭＳ ゴシック" w:hint="eastAsia"/>
+          <w:rFonts w:ascii="ＭＳ ゴシック" w:eastAsia="ＭＳ ゴシック" w:hAnsi="ＭＳ ゴシック"/>
           <w:lang w:eastAsia="ja-JP"/>
         </w:rPr>
       </w:pPr>
@@ -424,7 +422,7 @@
       <w:pPr>
         <w:jc w:val="center"/>
         <w:rPr>
-          <w:rFonts w:ascii="ＭＳ ゴシック" w:eastAsia="ＭＳ ゴシック" w:hAnsi="ＭＳ ゴシック" w:hint="eastAsia"/>
+          <w:rFonts w:ascii="ＭＳ ゴシック" w:eastAsia="ＭＳ ゴシック" w:hAnsi="ＭＳ ゴシック"/>
           <w:lang w:eastAsia="ja-JP"/>
         </w:rPr>
       </w:pPr>
@@ -433,7 +431,7 @@
       <w:pPr>
         <w:jc w:val="center"/>
         <w:rPr>
-          <w:rFonts w:ascii="ＭＳ ゴシック" w:eastAsia="ＭＳ ゴシック" w:hAnsi="ＭＳ ゴシック" w:hint="eastAsia"/>
+          <w:rFonts w:ascii="ＭＳ ゴシック" w:eastAsia="ＭＳ ゴシック" w:hAnsi="ＭＳ ゴシック"/>
           <w:lang w:eastAsia="ja-JP"/>
         </w:rPr>
       </w:pPr>
@@ -442,7 +440,7 @@
       <w:pPr>
         <w:jc w:val="center"/>
         <w:rPr>
-          <w:rFonts w:ascii="ＭＳ ゴシック" w:eastAsia="ＭＳ ゴシック" w:hAnsi="ＭＳ ゴシック" w:hint="eastAsia"/>
+          <w:rFonts w:ascii="ＭＳ ゴシック" w:eastAsia="ＭＳ ゴシック" w:hAnsi="ＭＳ ゴシック"/>
           <w:lang w:eastAsia="ja-JP"/>
         </w:rPr>
       </w:pPr>
@@ -451,7 +449,7 @@
       <w:pPr>
         <w:jc w:val="center"/>
         <w:rPr>
-          <w:rFonts w:ascii="ＭＳ ゴシック" w:eastAsia="ＭＳ ゴシック" w:hAnsi="ＭＳ ゴシック" w:hint="eastAsia"/>
+          <w:rFonts w:ascii="ＭＳ ゴシック" w:eastAsia="ＭＳ ゴシック" w:hAnsi="ＭＳ ゴシック"/>
           <w:lang w:eastAsia="ja-JP"/>
         </w:rPr>
       </w:pPr>
@@ -460,7 +458,7 @@
       <w:pPr>
         <w:jc w:val="center"/>
         <w:rPr>
-          <w:rFonts w:ascii="ＭＳ ゴシック" w:eastAsia="ＭＳ ゴシック" w:hAnsi="ＭＳ ゴシック" w:hint="eastAsia"/>
+          <w:rFonts w:ascii="ＭＳ ゴシック" w:eastAsia="ＭＳ ゴシック" w:hAnsi="ＭＳ ゴシック"/>
           <w:lang w:eastAsia="ja-JP"/>
         </w:rPr>
       </w:pPr>
@@ -469,7 +467,7 @@
       <w:pPr>
         <w:jc w:val="center"/>
         <w:rPr>
-          <w:rFonts w:ascii="ＭＳ ゴシック" w:eastAsia="ＭＳ ゴシック" w:hAnsi="ＭＳ ゴシック" w:hint="eastAsia"/>
+          <w:rFonts w:ascii="ＭＳ ゴシック" w:eastAsia="ＭＳ ゴシック" w:hAnsi="ＭＳ ゴシック"/>
           <w:lang w:eastAsia="ja-JP"/>
         </w:rPr>
       </w:pPr>
@@ -478,7 +476,7 @@
       <w:pPr>
         <w:jc w:val="center"/>
         <w:rPr>
-          <w:rFonts w:ascii="ＭＳ ゴシック" w:eastAsia="ＭＳ ゴシック" w:hAnsi="ＭＳ ゴシック" w:hint="eastAsia"/>
+          <w:rFonts w:ascii="ＭＳ ゴシック" w:eastAsia="ＭＳ ゴシック" w:hAnsi="ＭＳ ゴシック"/>
           <w:lang w:eastAsia="ja-JP"/>
         </w:rPr>
       </w:pPr>
@@ -487,7 +485,7 @@
       <w:pPr>
         <w:jc w:val="center"/>
         <w:rPr>
-          <w:rFonts w:ascii="ＭＳ ゴシック" w:eastAsia="ＭＳ ゴシック" w:hAnsi="ＭＳ ゴシック" w:hint="eastAsia"/>
+          <w:rFonts w:ascii="ＭＳ ゴシック" w:eastAsia="ＭＳ ゴシック" w:hAnsi="ＭＳ ゴシック"/>
           <w:lang w:eastAsia="ja-JP"/>
         </w:rPr>
       </w:pPr>
@@ -511,12 +509,6 @@
         <w:gridCol w:w="2520"/>
       </w:tblGrid>
       <w:tr>
-        <w:tblPrEx>
-          <w:tblCellMar>
-            <w:top w:w="0" w:type="dxa"/>
-            <w:bottom w:w="0" w:type="dxa"/>
-          </w:tblCellMar>
-        </w:tblPrEx>
         <w:trPr>
           <w:trHeight w:val="451"/>
         </w:trPr>
@@ -529,92 +521,92 @@
             <w:pPr>
               <w:jc w:val="center"/>
               <w:rPr>
+                <w:rFonts w:ascii="ＭＳ ゴシック" w:eastAsia="ＭＳ ゴシック" w:hAnsi="ＭＳ ゴシック"/>
+                <w:color w:val="000000"/>
+                <w:lang w:eastAsia="zh-TW"/>
+              </w:rPr>
+            </w:pPr>
+            <w:bookmarkStart w:id="0" w:name="_Hlk154757077"/>
+            <w:r>
+              <w:rPr>
                 <w:rFonts w:ascii="ＭＳ ゴシック" w:eastAsia="ＭＳ ゴシック" w:hAnsi="ＭＳ ゴシック" w:hint="eastAsia"/>
                 <w:color w:val="000000"/>
                 <w:lang w:eastAsia="zh-TW"/>
               </w:rPr>
-            </w:pPr>
-            <w:bookmarkStart w:id="1" w:name="_Hlk154757077"/>
+              <w:t>作成</w:t>
+            </w:r>
+          </w:p>
+          <w:p>
+            <w:pPr>
+              <w:jc w:val="center"/>
+              <w:rPr>
+                <w:rFonts w:ascii="ＭＳ ゴシック" w:eastAsia="ＭＳ ゴシック" w:hAnsi="ＭＳ ゴシック"/>
+                <w:color w:val="000000"/>
+                <w:lang w:eastAsia="zh-TW"/>
+              </w:rPr>
+            </w:pPr>
             <w:r>
               <w:rPr>
                 <w:rFonts w:ascii="ＭＳ ゴシック" w:eastAsia="ＭＳ ゴシック" w:hAnsi="ＭＳ ゴシック" w:hint="eastAsia"/>
                 <w:color w:val="000000"/>
                 <w:lang w:eastAsia="zh-TW"/>
               </w:rPr>
-              <w:t>作成</w:t>
+              <w:t>（製造</w:t>
             </w:r>
-          </w:p>
-          <w:p>
-            <w:pPr>
-              <w:jc w:val="center"/>
+            <w:r>
               <w:rPr>
                 <w:rFonts w:ascii="ＭＳ ゴシック" w:eastAsia="ＭＳ ゴシック" w:hAnsi="ＭＳ ゴシック" w:hint="eastAsia"/>
                 <w:color w:val="000000"/>
                 <w:lang w:eastAsia="zh-TW"/>
               </w:rPr>
-            </w:pPr>
+              <w:t>管理責任者</w:t>
+            </w:r>
             <w:r>
               <w:rPr>
                 <w:rFonts w:ascii="ＭＳ ゴシック" w:eastAsia="ＭＳ ゴシック" w:hAnsi="ＭＳ ゴシック" w:hint="eastAsia"/>
                 <w:color w:val="000000"/>
                 <w:lang w:eastAsia="zh-TW"/>
               </w:rPr>
-              <w:t>（製造</w:t>
+              <w:t>）</w:t>
             </w:r>
+          </w:p>
+        </w:tc>
+        <w:tc>
+          <w:tcPr>
+            <w:tcW w:w="2520" w:type="dxa"/>
+            <w:vAlign w:val="center"/>
+          </w:tcPr>
+          <w:p>
+            <w:pPr>
+              <w:jc w:val="center"/>
+              <w:rPr>
+                <w:rFonts w:ascii="ＭＳ ゴシック" w:eastAsia="ＭＳ ゴシック" w:hAnsi="ＭＳ ゴシック"/>
+                <w:color w:val="000000"/>
+                <w:lang w:eastAsia="ja-JP"/>
+              </w:rPr>
+            </w:pPr>
             <w:r>
               <w:rPr>
                 <w:rFonts w:ascii="ＭＳ ゴシック" w:eastAsia="ＭＳ ゴシック" w:hAnsi="ＭＳ ゴシック" w:hint="eastAsia"/>
                 <w:color w:val="000000"/>
-                <w:lang w:eastAsia="zh-TW"/>
-              </w:rPr>
-              <w:t>管理責任者</w:t>
+                <w:lang w:eastAsia="ja-JP"/>
+              </w:rPr>
+              <w:t>承認</w:t>
             </w:r>
+          </w:p>
+          <w:p>
+            <w:pPr>
+              <w:jc w:val="center"/>
+              <w:rPr>
+                <w:rFonts w:ascii="ＭＳ ゴシック" w:eastAsia="ＭＳ ゴシック" w:hAnsi="ＭＳ ゴシック"/>
+                <w:color w:val="000000"/>
+                <w:lang w:eastAsia="ja-JP"/>
+              </w:rPr>
+            </w:pPr>
             <w:r>
               <w:rPr>
                 <w:rFonts w:ascii="ＭＳ ゴシック" w:eastAsia="ＭＳ ゴシック" w:hAnsi="ＭＳ ゴシック" w:hint="eastAsia"/>
                 <w:color w:val="000000"/>
-                <w:lang w:eastAsia="zh-TW"/>
-              </w:rPr>
-              <w:t>）</w:t>
-            </w:r>
-          </w:p>
-        </w:tc>
-        <w:tc>
-          <w:tcPr>
-            <w:tcW w:w="2520" w:type="dxa"/>
-            <w:vAlign w:val="center"/>
-          </w:tcPr>
-          <w:p>
-            <w:pPr>
-              <w:jc w:val="center"/>
-              <w:rPr>
-                <w:rFonts w:ascii="ＭＳ ゴシック" w:eastAsia="ＭＳ ゴシック" w:hAnsi="ＭＳ ゴシック" w:hint="eastAsia"/>
-                <w:color w:val="000000"/>
-                <w:lang w:eastAsia="ja-JP"/>
-              </w:rPr>
-            </w:pPr>
-            <w:r>
-              <w:rPr>
-                <w:rFonts w:ascii="ＭＳ ゴシック" w:eastAsia="ＭＳ ゴシック" w:hAnsi="ＭＳ ゴシック" w:hint="eastAsia"/>
-                <w:color w:val="000000"/>
-                <w:lang w:eastAsia="ja-JP"/>
-              </w:rPr>
-              <w:t>承認</w:t>
-            </w:r>
-          </w:p>
-          <w:p>
-            <w:pPr>
-              <w:jc w:val="center"/>
-              <w:rPr>
-                <w:rFonts w:ascii="ＭＳ ゴシック" w:eastAsia="ＭＳ ゴシック" w:hAnsi="ＭＳ ゴシック" w:hint="eastAsia"/>
-                <w:color w:val="000000"/>
-                <w:lang w:eastAsia="ja-JP"/>
-              </w:rPr>
-            </w:pPr>
-            <w:r>
-              <w:rPr>
-                <w:rFonts w:ascii="ＭＳ ゴシック" w:eastAsia="ＭＳ ゴシック" w:hAnsi="ＭＳ ゴシック" w:hint="eastAsia"/>
-                <w:color w:val="000000"/>
                 <w:lang w:eastAsia="ja-JP"/>
               </w:rPr>
               <w:t>（施設管理者）</w:t>
@@ -623,12 +615,6 @@
         </w:tc>
       </w:tr>
       <w:tr>
-        <w:tblPrEx>
-          <w:tblCellMar>
-            <w:top w:w="0" w:type="dxa"/>
-            <w:bottom w:w="0" w:type="dxa"/>
-          </w:tblCellMar>
-        </w:tblPrEx>
         <w:trPr>
           <w:trHeight w:val="258"/>
         </w:trPr>
@@ -642,7 +628,7 @@
             <w:pPr>
               <w:jc w:val="center"/>
               <w:rPr>
-                <w:rFonts w:ascii="ＭＳ ゴシック" w:eastAsia="ＭＳ ゴシック" w:hAnsi="ＭＳ ゴシック" w:hint="eastAsia"/>
+                <w:rFonts w:ascii="ＭＳ ゴシック" w:eastAsia="ＭＳ ゴシック" w:hAnsi="ＭＳ ゴシック"/>
                 <w:color w:val="FF0000"/>
                 <w:sz w:val="20"/>
                 <w:lang w:eastAsia="zh-TW"/>
@@ -662,74 +648,135 @@
         </w:tc>
       </w:tr>
       <w:tr>
-        <w:tblPrEx>
-          <w:tblCellMar>
-            <w:top w:w="0" w:type="dxa"/>
-            <w:bottom w:w="0" w:type="dxa"/>
-          </w:tblCellMar>
-        </w:tblPrEx>
         <w:trPr>
-          <w:trHeight w:val="1331"/>
+          <w:trHeight w:val="1415"/>
         </w:trPr>
         <w:tc>
           <w:tcPr>
-            <w:tcW w:w="5040" w:type="dxa"/>
-            <w:gridSpan w:val="2"/>
-            <w:tcBorders>
-              <w:bottom w:val="single" w:sz="4" w:space="0" w:color="auto"/>
-            </w:tcBorders>
-          </w:tcPr>
-          <w:p>
-            <w:pPr>
-              <w:jc w:val="center"/>
-              <w:rPr>
-                <w:rFonts w:ascii="ＭＳ ゴシック" w:eastAsia="ＭＳ ゴシック" w:hAnsi="ＭＳ ゴシック" w:hint="eastAsia"/>
-                <w:color w:val="FF0000"/>
-                <w:lang w:eastAsia="ja-JP"/>
-              </w:rPr>
-            </w:pPr>
+            <w:tcW w:w="2520" w:type="dxa"/>
+            <w:vAlign w:val="center"/>
+          </w:tcPr>
+          <w:p>
+            <w:pPr>
+              <w:jc w:val="center"/>
+              <w:rPr>
+                <w:rFonts w:ascii="ＭＳ ゴシック" w:eastAsia="ＭＳ ゴシック" w:hAnsi="ＭＳ ゴシック"/>
+                <w:color w:val="000000"/>
+                <w:lang w:eastAsia="zh-TW"/>
+              </w:rPr>
+            </w:pPr>
+            <w:r>
+              <w:rPr>
+                <w:rFonts w:ascii="ＭＳ ゴシック" w:eastAsia="ＭＳ ゴシック" w:hAnsi="ＭＳ ゴシック"/>
+                <w:color w:val="00B050"/>
+                <w:sz w:val="20"/>
+                <w:szCs w:val="20"/>
+                <w:lang w:eastAsia="ja-JP"/>
+              </w:rPr>
+              <w:t>{{</w:t>
+            </w:r>
             <w:r>
               <w:rPr>
                 <w:rFonts w:ascii="ＭＳ ゴシック" w:eastAsia="ＭＳ ゴシック" w:hAnsi="ＭＳ ゴシック" w:hint="eastAsia"/>
                 <w:color w:val="00B050"/>
-                <w:lang w:eastAsia="ja-JP"/>
-              </w:rPr>
-              <w:t>{{特定細胞加工物製造事業者の名称}}</w:t>
+                <w:sz w:val="20"/>
+                <w:szCs w:val="20"/>
+                <w:lang w:eastAsia="ja-JP"/>
+              </w:rPr>
+              <w:t>製造責任者（通常、院長や再生医療をご担当される責任者）</w:t>
             </w:r>
+            <w:r>
+              <w:rPr>
+                <w:rFonts w:ascii="ＭＳ ゴシック" w:eastAsia="ＭＳ ゴシック" w:hAnsi="ＭＳ ゴシック"/>
+                <w:color w:val="00B050"/>
+                <w:sz w:val="20"/>
+                <w:szCs w:val="20"/>
+                <w:lang w:eastAsia="ja-JP"/>
+              </w:rPr>
+              <w:t>}}</w:t>
+            </w:r>
+          </w:p>
+        </w:tc>
+        <w:tc>
+          <w:tcPr>
+            <w:tcW w:w="2520" w:type="dxa"/>
+            <w:vAlign w:val="center"/>
+          </w:tcPr>
+          <w:p>
+            <w:pPr>
+              <w:jc w:val="center"/>
+              <w:rPr>
+                <w:rFonts w:ascii="ＭＳ ゴシック" w:eastAsia="ＭＳ ゴシック" w:hAnsi="ＭＳ ゴシック"/>
+                <w:color w:val="000000"/>
+                <w:lang w:eastAsia="ja-JP"/>
+              </w:rPr>
+            </w:pPr>
+            <w:r>
+              <w:rPr>
+                <w:rFonts w:ascii="ＭＳ ゴシック" w:eastAsia="ＭＳ ゴシック" w:hAnsi="ＭＳ ゴシック"/>
+                <w:color w:val="00B050"/>
+                <w:sz w:val="20"/>
+                <w:szCs w:val="20"/>
+                <w:lang w:eastAsia="ja-JP"/>
+              </w:rPr>
+              <w:t>{{</w:t>
+            </w:r>
+            <w:r>
+              <w:rPr>
+                <w:rFonts w:ascii="ＭＳ ゴシック" w:eastAsia="ＭＳ ゴシック" w:hAnsi="ＭＳ ゴシック" w:hint="eastAsia"/>
+                <w:color w:val="00B050"/>
+                <w:sz w:val="20"/>
+                <w:szCs w:val="20"/>
+                <w:lang w:eastAsia="ja-JP"/>
+              </w:rPr>
+              <w:t>管理者（院長/病院長）</w:t>
+            </w:r>
+            <w:r>
+              <w:rPr>
+                <w:rFonts w:ascii="ＭＳ ゴシック" w:eastAsia="ＭＳ ゴシック" w:hAnsi="ＭＳ ゴシック"/>
+                <w:color w:val="00B050"/>
+                <w:sz w:val="20"/>
+                <w:szCs w:val="20"/>
+                <w:lang w:eastAsia="ja-JP"/>
+              </w:rPr>
+              <w:t>}}</w:t>
+            </w:r>
           </w:p>
         </w:tc>
       </w:tr>
+    </w:tbl>
+    <w:p>
+      <w:pPr>
+        <w:jc w:val="center"/>
+        <w:rPr>
+          <w:rFonts w:ascii="ＭＳ ゴシック" w:eastAsia="ＭＳ ゴシック" w:hAnsi="ＭＳ ゴシック"/>
+          <w:lang w:eastAsia="ja-JP"/>
+        </w:rPr>
+      </w:pPr>
+      <w:bookmarkStart w:id="1" w:name="_GoBack"/>
+      <w:bookmarkEnd w:id="0"/>
       <w:bookmarkEnd w:id="1"/>
-    </w:tbl>
-    <w:p>
-      <w:pPr>
-        <w:jc w:val="center"/>
-        <w:rPr>
-          <w:rFonts w:ascii="ＭＳ ゴシック" w:eastAsia="ＭＳ ゴシック" w:hAnsi="ＭＳ ゴシック" w:hint="eastAsia"/>
-          <w:lang w:eastAsia="ja-JP"/>
-        </w:rPr>
-      </w:pPr>
-    </w:p>
-    <w:p>
-      <w:pPr>
-        <w:rPr>
-          <w:rFonts w:ascii="ＭＳ ゴシック" w:eastAsia="ＭＳ ゴシック" w:hAnsi="ＭＳ ゴシック" w:hint="eastAsia"/>
-          <w:lang w:eastAsia="ja-JP"/>
-        </w:rPr>
-      </w:pPr>
-    </w:p>
-    <w:p>
-      <w:pPr>
-        <w:rPr>
-          <w:rFonts w:ascii="ＭＳ ゴシック" w:eastAsia="ＭＳ ゴシック" w:hAnsi="ＭＳ ゴシック" w:hint="eastAsia"/>
-          <w:lang w:eastAsia="ja-JP"/>
-        </w:rPr>
-      </w:pPr>
-    </w:p>
-    <w:p>
-      <w:pPr>
-        <w:rPr>
-          <w:rFonts w:ascii="ＭＳ ゴシック" w:eastAsia="ＭＳ ゴシック" w:hAnsi="ＭＳ ゴシック" w:hint="eastAsia"/>
+    </w:p>
+    <w:p>
+      <w:pPr>
+        <w:rPr>
+          <w:rFonts w:ascii="ＭＳ ゴシック" w:eastAsia="ＭＳ ゴシック" w:hAnsi="ＭＳ ゴシック"/>
+          <w:lang w:eastAsia="ja-JP"/>
+        </w:rPr>
+      </w:pPr>
+    </w:p>
+    <w:p>
+      <w:pPr>
+        <w:rPr>
+          <w:rFonts w:ascii="ＭＳ ゴシック" w:eastAsia="ＭＳ ゴシック" w:hAnsi="ＭＳ ゴシック"/>
+          <w:lang w:eastAsia="ja-JP"/>
+        </w:rPr>
+      </w:pPr>
+    </w:p>
+    <w:p>
+      <w:pPr>
+        <w:rPr>
+          <w:rFonts w:ascii="ＭＳ ゴシック" w:eastAsia="ＭＳ ゴシック" w:hAnsi="ＭＳ ゴシック"/>
           <w:sz w:val="22"/>
           <w:lang w:eastAsia="ja-JP"/>
         </w:rPr>
@@ -738,7 +785,7 @@
     <w:p>
       <w:pPr>
         <w:rPr>
-          <w:rFonts w:ascii="ＭＳ ゴシック" w:eastAsia="ＭＳ ゴシック" w:hAnsi="ＭＳ ゴシック" w:hint="eastAsia"/>
+          <w:rFonts w:ascii="ＭＳ ゴシック" w:eastAsia="ＭＳ ゴシック" w:hAnsi="ＭＳ ゴシック"/>
           <w:b/>
           <w:bCs/>
           <w:sz w:val="28"/>
@@ -749,7 +796,7 @@
     <w:p>
       <w:pPr>
         <w:rPr>
-          <w:rFonts w:ascii="ＭＳ ゴシック" w:eastAsia="ＭＳ ゴシック" w:hAnsi="ＭＳ ゴシック" w:hint="eastAsia"/>
+          <w:rFonts w:ascii="ＭＳ ゴシック" w:eastAsia="ＭＳ ゴシック" w:hAnsi="ＭＳ ゴシック"/>
           <w:bCs/>
           <w:bdr w:val="single" w:sz="4" w:space="0" w:color="auto"/>
           <w:lang w:eastAsia="ja-JP"/>
@@ -769,7 +816,7 @@
     <w:p>
       <w:pPr>
         <w:rPr>
-          <w:rFonts w:ascii="ＭＳ ゴシック" w:eastAsia="ＭＳ ゴシック" w:hAnsi="ＭＳ ゴシック" w:hint="eastAsia"/>
+          <w:rFonts w:ascii="ＭＳ ゴシック" w:eastAsia="ＭＳ ゴシック" w:hAnsi="ＭＳ ゴシック"/>
           <w:bCs/>
           <w:bdr w:val="single" w:sz="4" w:space="0" w:color="auto"/>
           <w:lang w:eastAsia="ja-JP"/>
@@ -780,7 +827,7 @@
       <w:pPr>
         <w:jc w:val="center"/>
         <w:rPr>
-          <w:rFonts w:ascii="ＭＳ ゴシック" w:eastAsia="ＭＳ ゴシック" w:hAnsi="ＭＳ ゴシック" w:hint="eastAsia"/>
+          <w:rFonts w:ascii="ＭＳ ゴシック" w:eastAsia="ＭＳ ゴシック" w:hAnsi="ＭＳ ゴシック"/>
           <w:lang w:eastAsia="ja-JP"/>
         </w:rPr>
       </w:pPr>
@@ -796,7 +843,7 @@
       <w:pPr>
         <w:jc w:val="center"/>
         <w:rPr>
-          <w:rFonts w:ascii="ＭＳ ゴシック" w:eastAsia="ＭＳ ゴシック" w:hAnsi="ＭＳ ゴシック" w:hint="eastAsia"/>
+          <w:rFonts w:ascii="ＭＳ ゴシック" w:eastAsia="ＭＳ ゴシック" w:hAnsi="ＭＳ ゴシック"/>
           <w:lang w:eastAsia="ja-JP"/>
         </w:rPr>
       </w:pPr>
@@ -821,12 +868,6 @@
         <w:gridCol w:w="4664"/>
       </w:tblGrid>
       <w:tr>
-        <w:tblPrEx>
-          <w:tblCellMar>
-            <w:top w:w="0" w:type="dxa"/>
-            <w:bottom w:w="0" w:type="dxa"/>
-          </w:tblCellMar>
-        </w:tblPrEx>
         <w:tc>
           <w:tcPr>
             <w:tcW w:w="1500" w:type="dxa"/>
@@ -835,7 +876,7 @@
             <w:pPr>
               <w:jc w:val="center"/>
               <w:rPr>
-                <w:rFonts w:ascii="ＭＳ ゴシック" w:eastAsia="ＭＳ ゴシック" w:hAnsi="ＭＳ ゴシック" w:hint="eastAsia"/>
+                <w:rFonts w:ascii="ＭＳ ゴシック" w:eastAsia="ＭＳ ゴシック" w:hAnsi="ＭＳ ゴシック"/>
                 <w:lang w:eastAsia="ja-JP"/>
               </w:rPr>
             </w:pPr>
@@ -856,7 +897,7 @@
             <w:pPr>
               <w:jc w:val="center"/>
               <w:rPr>
-                <w:rFonts w:ascii="ＭＳ ゴシック" w:eastAsia="ＭＳ ゴシック" w:hAnsi="ＭＳ ゴシック" w:hint="eastAsia"/>
+                <w:rFonts w:ascii="ＭＳ ゴシック" w:eastAsia="ＭＳ ゴシック" w:hAnsi="ＭＳ ゴシック"/>
                 <w:lang w:eastAsia="ja-JP"/>
               </w:rPr>
             </w:pPr>
@@ -877,7 +918,7 @@
             <w:pPr>
               <w:jc w:val="center"/>
               <w:rPr>
-                <w:rFonts w:ascii="ＭＳ ゴシック" w:eastAsia="ＭＳ ゴシック" w:hAnsi="ＭＳ ゴシック" w:hint="eastAsia"/>
+                <w:rFonts w:ascii="ＭＳ ゴシック" w:eastAsia="ＭＳ ゴシック" w:hAnsi="ＭＳ ゴシック"/>
                 <w:lang w:eastAsia="ja-JP"/>
               </w:rPr>
             </w:pPr>
@@ -898,7 +939,7 @@
             <w:pPr>
               <w:jc w:val="center"/>
               <w:rPr>
-                <w:rFonts w:ascii="ＭＳ ゴシック" w:eastAsia="ＭＳ ゴシック" w:hAnsi="ＭＳ ゴシック" w:hint="eastAsia"/>
+                <w:rFonts w:ascii="ＭＳ ゴシック" w:eastAsia="ＭＳ ゴシック" w:hAnsi="ＭＳ ゴシック"/>
                 <w:lang w:eastAsia="ja-JP"/>
               </w:rPr>
             </w:pPr>
@@ -913,12 +954,6 @@
         </w:tc>
       </w:tr>
       <w:tr>
-        <w:tblPrEx>
-          <w:tblCellMar>
-            <w:top w:w="0" w:type="dxa"/>
-            <w:bottom w:w="0" w:type="dxa"/>
-          </w:tblCellMar>
-        </w:tblPrEx>
         <w:tc>
           <w:tcPr>
             <w:tcW w:w="1500" w:type="dxa"/>
@@ -927,7 +962,7 @@
             <w:pPr>
               <w:jc w:val="center"/>
               <w:rPr>
-                <w:rFonts w:ascii="ＭＳ ゴシック" w:eastAsia="ＭＳ ゴシック" w:hAnsi="ＭＳ ゴシック" w:hint="eastAsia"/>
+                <w:rFonts w:ascii="ＭＳ ゴシック" w:eastAsia="ＭＳ ゴシック" w:hAnsi="ＭＳ ゴシック"/>
                 <w:lang w:eastAsia="ja-JP"/>
               </w:rPr>
             </w:pPr>
@@ -948,7 +983,7 @@
             <w:pPr>
               <w:jc w:val="center"/>
               <w:rPr>
-                <w:rFonts w:ascii="ＭＳ ゴシック" w:eastAsia="ＭＳ ゴシック" w:hAnsi="ＭＳ ゴシック" w:hint="eastAsia"/>
+                <w:rFonts w:ascii="ＭＳ ゴシック" w:eastAsia="ＭＳ ゴシック" w:hAnsi="ＭＳ ゴシック"/>
                 <w:color w:val="FF0000"/>
                 <w:lang w:eastAsia="ja-JP"/>
               </w:rPr>
@@ -971,7 +1006,7 @@
             <w:pPr>
               <w:jc w:val="center"/>
               <w:rPr>
-                <w:rFonts w:ascii="ＭＳ ゴシック" w:eastAsia="ＭＳ ゴシック" w:hAnsi="ＭＳ ゴシック" w:hint="eastAsia"/>
+                <w:rFonts w:ascii="ＭＳ ゴシック" w:eastAsia="ＭＳ ゴシック" w:hAnsi="ＭＳ ゴシック"/>
                 <w:lang w:eastAsia="ja-JP"/>
               </w:rPr>
             </w:pPr>
@@ -1007,12 +1042,6 @@
         </w:tc>
       </w:tr>
       <w:tr>
-        <w:tblPrEx>
-          <w:tblCellMar>
-            <w:top w:w="0" w:type="dxa"/>
-            <w:bottom w:w="0" w:type="dxa"/>
-          </w:tblCellMar>
-        </w:tblPrEx>
         <w:tc>
           <w:tcPr>
             <w:tcW w:w="1500" w:type="dxa"/>
@@ -1071,12 +1100,6 @@
         </w:tc>
       </w:tr>
       <w:tr>
-        <w:tblPrEx>
-          <w:tblCellMar>
-            <w:top w:w="0" w:type="dxa"/>
-            <w:bottom w:w="0" w:type="dxa"/>
-          </w:tblCellMar>
-        </w:tblPrEx>
         <w:tc>
           <w:tcPr>
             <w:tcW w:w="1500" w:type="dxa"/>
@@ -1135,12 +1158,6 @@
         </w:tc>
       </w:tr>
       <w:tr>
-        <w:tblPrEx>
-          <w:tblCellMar>
-            <w:top w:w="0" w:type="dxa"/>
-            <w:bottom w:w="0" w:type="dxa"/>
-          </w:tblCellMar>
-        </w:tblPrEx>
         <w:tc>
           <w:tcPr>
             <w:tcW w:w="1500" w:type="dxa"/>
@@ -1199,12 +1216,6 @@
         </w:tc>
       </w:tr>
       <w:tr>
-        <w:tblPrEx>
-          <w:tblCellMar>
-            <w:top w:w="0" w:type="dxa"/>
-            <w:bottom w:w="0" w:type="dxa"/>
-          </w:tblCellMar>
-        </w:tblPrEx>
         <w:tc>
           <w:tcPr>
             <w:tcW w:w="1500" w:type="dxa"/>
@@ -1263,12 +1274,6 @@
         </w:tc>
       </w:tr>
       <w:tr>
-        <w:tblPrEx>
-          <w:tblCellMar>
-            <w:top w:w="0" w:type="dxa"/>
-            <w:bottom w:w="0" w:type="dxa"/>
-          </w:tblCellMar>
-        </w:tblPrEx>
         <w:tc>
           <w:tcPr>
             <w:tcW w:w="1500" w:type="dxa"/>
@@ -1327,12 +1332,6 @@
         </w:tc>
       </w:tr>
       <w:tr>
-        <w:tblPrEx>
-          <w:tblCellMar>
-            <w:top w:w="0" w:type="dxa"/>
-            <w:bottom w:w="0" w:type="dxa"/>
-          </w:tblCellMar>
-        </w:tblPrEx>
         <w:tc>
           <w:tcPr>
             <w:tcW w:w="1500" w:type="dxa"/>
@@ -1391,12 +1390,6 @@
         </w:tc>
       </w:tr>
       <w:tr>
-        <w:tblPrEx>
-          <w:tblCellMar>
-            <w:top w:w="0" w:type="dxa"/>
-            <w:bottom w:w="0" w:type="dxa"/>
-          </w:tblCellMar>
-        </w:tblPrEx>
         <w:tc>
           <w:tcPr>
             <w:tcW w:w="1500" w:type="dxa"/>
@@ -1455,12 +1448,6 @@
         </w:tc>
       </w:tr>
       <w:tr>
-        <w:tblPrEx>
-          <w:tblCellMar>
-            <w:top w:w="0" w:type="dxa"/>
-            <w:bottom w:w="0" w:type="dxa"/>
-          </w:tblCellMar>
-        </w:tblPrEx>
         <w:tc>
           <w:tcPr>
             <w:tcW w:w="1500" w:type="dxa"/>
@@ -1519,12 +1506,6 @@
         </w:tc>
       </w:tr>
       <w:tr>
-        <w:tblPrEx>
-          <w:tblCellMar>
-            <w:top w:w="0" w:type="dxa"/>
-            <w:bottom w:w="0" w:type="dxa"/>
-          </w:tblCellMar>
-        </w:tblPrEx>
         <w:tc>
           <w:tcPr>
             <w:tcW w:w="1500" w:type="dxa"/>
@@ -1583,12 +1564,6 @@
         </w:tc>
       </w:tr>
       <w:tr>
-        <w:tblPrEx>
-          <w:tblCellMar>
-            <w:top w:w="0" w:type="dxa"/>
-            <w:bottom w:w="0" w:type="dxa"/>
-          </w:tblCellMar>
-        </w:tblPrEx>
         <w:tc>
           <w:tcPr>
             <w:tcW w:w="1500" w:type="dxa"/>
@@ -1647,12 +1622,6 @@
         </w:tc>
       </w:tr>
       <w:tr>
-        <w:tblPrEx>
-          <w:tblCellMar>
-            <w:top w:w="0" w:type="dxa"/>
-            <w:bottom w:w="0" w:type="dxa"/>
-          </w:tblCellMar>
-        </w:tblPrEx>
         <w:tc>
           <w:tcPr>
             <w:tcW w:w="1500" w:type="dxa"/>
@@ -1711,12 +1680,6 @@
         </w:tc>
       </w:tr>
       <w:tr>
-        <w:tblPrEx>
-          <w:tblCellMar>
-            <w:top w:w="0" w:type="dxa"/>
-            <w:bottom w:w="0" w:type="dxa"/>
-          </w:tblCellMar>
-        </w:tblPrEx>
         <w:tc>
           <w:tcPr>
             <w:tcW w:w="1500" w:type="dxa"/>
@@ -1775,12 +1738,6 @@
         </w:tc>
       </w:tr>
       <w:tr>
-        <w:tblPrEx>
-          <w:tblCellMar>
-            <w:top w:w="0" w:type="dxa"/>
-            <w:bottom w:w="0" w:type="dxa"/>
-          </w:tblCellMar>
-        </w:tblPrEx>
         <w:tc>
           <w:tcPr>
             <w:tcW w:w="1500" w:type="dxa"/>
@@ -1839,12 +1796,6 @@
         </w:tc>
       </w:tr>
       <w:tr>
-        <w:tblPrEx>
-          <w:tblCellMar>
-            <w:top w:w="0" w:type="dxa"/>
-            <w:bottom w:w="0" w:type="dxa"/>
-          </w:tblCellMar>
-        </w:tblPrEx>
         <w:tc>
           <w:tcPr>
             <w:tcW w:w="1500" w:type="dxa"/>
@@ -1903,12 +1854,6 @@
         </w:tc>
       </w:tr>
       <w:tr>
-        <w:tblPrEx>
-          <w:tblCellMar>
-            <w:top w:w="0" w:type="dxa"/>
-            <w:bottom w:w="0" w:type="dxa"/>
-          </w:tblCellMar>
-        </w:tblPrEx>
         <w:tc>
           <w:tcPr>
             <w:tcW w:w="1500" w:type="dxa"/>
@@ -1967,12 +1912,6 @@
         </w:tc>
       </w:tr>
       <w:tr>
-        <w:tblPrEx>
-          <w:tblCellMar>
-            <w:top w:w="0" w:type="dxa"/>
-            <w:bottom w:w="0" w:type="dxa"/>
-          </w:tblCellMar>
-        </w:tblPrEx>
         <w:tc>
           <w:tcPr>
             <w:tcW w:w="1500" w:type="dxa"/>
@@ -2031,12 +1970,6 @@
         </w:tc>
       </w:tr>
       <w:tr>
-        <w:tblPrEx>
-          <w:tblCellMar>
-            <w:top w:w="0" w:type="dxa"/>
-            <w:bottom w:w="0" w:type="dxa"/>
-          </w:tblCellMar>
-        </w:tblPrEx>
         <w:tc>
           <w:tcPr>
             <w:tcW w:w="1500" w:type="dxa"/>
@@ -2095,12 +2028,6 @@
         </w:tc>
       </w:tr>
       <w:tr>
-        <w:tblPrEx>
-          <w:tblCellMar>
-            <w:top w:w="0" w:type="dxa"/>
-            <w:bottom w:w="0" w:type="dxa"/>
-          </w:tblCellMar>
-        </w:tblPrEx>
         <w:tc>
           <w:tcPr>
             <w:tcW w:w="1500" w:type="dxa"/>
@@ -2159,12 +2086,6 @@
         </w:tc>
       </w:tr>
       <w:tr>
-        <w:tblPrEx>
-          <w:tblCellMar>
-            <w:top w:w="0" w:type="dxa"/>
-            <w:bottom w:w="0" w:type="dxa"/>
-          </w:tblCellMar>
-        </w:tblPrEx>
         <w:tc>
           <w:tcPr>
             <w:tcW w:w="1500" w:type="dxa"/>
@@ -2223,12 +2144,6 @@
         </w:tc>
       </w:tr>
       <w:tr>
-        <w:tblPrEx>
-          <w:tblCellMar>
-            <w:top w:w="0" w:type="dxa"/>
-            <w:bottom w:w="0" w:type="dxa"/>
-          </w:tblCellMar>
-        </w:tblPrEx>
         <w:tc>
           <w:tcPr>
             <w:tcW w:w="1500" w:type="dxa"/>
@@ -2287,12 +2202,6 @@
         </w:tc>
       </w:tr>
       <w:tr>
-        <w:tblPrEx>
-          <w:tblCellMar>
-            <w:top w:w="0" w:type="dxa"/>
-            <w:bottom w:w="0" w:type="dxa"/>
-          </w:tblCellMar>
-        </w:tblPrEx>
         <w:tc>
           <w:tcPr>
             <w:tcW w:w="1500" w:type="dxa"/>
@@ -2351,12 +2260,6 @@
         </w:tc>
       </w:tr>
       <w:tr>
-        <w:tblPrEx>
-          <w:tblCellMar>
-            <w:top w:w="0" w:type="dxa"/>
-            <w:bottom w:w="0" w:type="dxa"/>
-          </w:tblCellMar>
-        </w:tblPrEx>
         <w:tc>
           <w:tcPr>
             <w:tcW w:w="1500" w:type="dxa"/>
@@ -2415,12 +2318,6 @@
         </w:tc>
       </w:tr>
       <w:tr>
-        <w:tblPrEx>
-          <w:tblCellMar>
-            <w:top w:w="0" w:type="dxa"/>
-            <w:bottom w:w="0" w:type="dxa"/>
-          </w:tblCellMar>
-        </w:tblPrEx>
         <w:tc>
           <w:tcPr>
             <w:tcW w:w="1500" w:type="dxa"/>
@@ -2479,12 +2376,6 @@
         </w:tc>
       </w:tr>
       <w:tr>
-        <w:tblPrEx>
-          <w:tblCellMar>
-            <w:top w:w="0" w:type="dxa"/>
-            <w:bottom w:w="0" w:type="dxa"/>
-          </w:tblCellMar>
-        </w:tblPrEx>
         <w:tc>
           <w:tcPr>
             <w:tcW w:w="1500" w:type="dxa"/>
@@ -2543,12 +2434,6 @@
         </w:tc>
       </w:tr>
       <w:tr>
-        <w:tblPrEx>
-          <w:tblCellMar>
-            <w:top w:w="0" w:type="dxa"/>
-            <w:bottom w:w="0" w:type="dxa"/>
-          </w:tblCellMar>
-        </w:tblPrEx>
         <w:tc>
           <w:tcPr>
             <w:tcW w:w="1500" w:type="dxa"/>
@@ -2607,12 +2492,6 @@
         </w:tc>
       </w:tr>
       <w:tr>
-        <w:tblPrEx>
-          <w:tblCellMar>
-            <w:top w:w="0" w:type="dxa"/>
-            <w:bottom w:w="0" w:type="dxa"/>
-          </w:tblCellMar>
-        </w:tblPrEx>
         <w:tc>
           <w:tcPr>
             <w:tcW w:w="1500" w:type="dxa"/>
@@ -2671,12 +2550,6 @@
         </w:tc>
       </w:tr>
       <w:tr>
-        <w:tblPrEx>
-          <w:tblCellMar>
-            <w:top w:w="0" w:type="dxa"/>
-            <w:bottom w:w="0" w:type="dxa"/>
-          </w:tblCellMar>
-        </w:tblPrEx>
         <w:tc>
           <w:tcPr>
             <w:tcW w:w="1500" w:type="dxa"/>
@@ -2735,12 +2608,6 @@
         </w:tc>
       </w:tr>
       <w:tr>
-        <w:tblPrEx>
-          <w:tblCellMar>
-            <w:top w:w="0" w:type="dxa"/>
-            <w:bottom w:w="0" w:type="dxa"/>
-          </w:tblCellMar>
-        </w:tblPrEx>
         <w:tc>
           <w:tcPr>
             <w:tcW w:w="1500" w:type="dxa"/>
@@ -2799,12 +2666,6 @@
         </w:tc>
       </w:tr>
       <w:tr>
-        <w:tblPrEx>
-          <w:tblCellMar>
-            <w:top w:w="0" w:type="dxa"/>
-            <w:bottom w:w="0" w:type="dxa"/>
-          </w:tblCellMar>
-        </w:tblPrEx>
         <w:tc>
           <w:tcPr>
             <w:tcW w:w="1500" w:type="dxa"/>
@@ -2863,12 +2724,6 @@
         </w:tc>
       </w:tr>
       <w:tr>
-        <w:tblPrEx>
-          <w:tblCellMar>
-            <w:top w:w="0" w:type="dxa"/>
-            <w:bottom w:w="0" w:type="dxa"/>
-          </w:tblCellMar>
-        </w:tblPrEx>
         <w:tc>
           <w:tcPr>
             <w:tcW w:w="1500" w:type="dxa"/>
@@ -2927,12 +2782,6 @@
         </w:tc>
       </w:tr>
       <w:tr>
-        <w:tblPrEx>
-          <w:tblCellMar>
-            <w:top w:w="0" w:type="dxa"/>
-            <w:bottom w:w="0" w:type="dxa"/>
-          </w:tblCellMar>
-        </w:tblPrEx>
         <w:tc>
           <w:tcPr>
             <w:tcW w:w="1500" w:type="dxa"/>
@@ -2991,12 +2840,6 @@
         </w:tc>
       </w:tr>
       <w:tr>
-        <w:tblPrEx>
-          <w:tblCellMar>
-            <w:top w:w="0" w:type="dxa"/>
-            <w:bottom w:w="0" w:type="dxa"/>
-          </w:tblCellMar>
-        </w:tblPrEx>
         <w:tc>
           <w:tcPr>
             <w:tcW w:w="1500" w:type="dxa"/>
@@ -3070,9 +2913,9 @@
           <w:headerReference w:type="even" r:id="rId13"/>
           <w:headerReference w:type="default" r:id="rId14"/>
           <w:footerReference w:type="even" r:id="rId15"/>
-          <w:footerReference w:type="default" r:id="rId19"/>
-          <w:headerReference w:type="first" r:id="rId20"/>
-          <w:footerReference w:type="first" r:id="rId21"/>
+          <w:footerReference w:type="default" r:id="rId16"/>
+          <w:headerReference w:type="first" r:id="rId17"/>
+          <w:footerReference w:type="first" r:id="rId18"/>
           <w:pgSz w:w="11906" w:h="16838"/>
           <w:pgMar w:top="1985" w:right="991" w:bottom="1701" w:left="1701" w:header="708" w:footer="708" w:gutter="0"/>
           <w:cols w:space="708"/>
@@ -3134,6 +2977,7 @@
         </w:rPr>
         <w:t>本</w:t>
       </w:r>
+      <w:proofErr w:type="spellStart"/>
       <w:r>
         <w:rPr>
           <w:rFonts w:ascii="ＭＳ ゴシック" w:eastAsia="ＭＳ ゴシック" w:hAnsi="ＭＳ ゴシック" w:hint="eastAsia"/>
@@ -3165,6 +3009,7 @@
         </w:rPr>
         <w:t>照査</w:t>
       </w:r>
+      <w:proofErr w:type="spellEnd"/>
       <w:r>
         <w:rPr>
           <w:rFonts w:ascii="ＭＳ ゴシック" w:eastAsia="ＭＳ ゴシック" w:hAnsi="ＭＳ ゴシック" w:hint="eastAsia"/>
@@ -3172,11 +3017,19 @@
         </w:rPr>
         <w:t>（品質照査）</w:t>
       </w:r>
-      <w:r>
-        <w:rPr>
-          <w:rFonts w:ascii="ＭＳ ゴシック" w:eastAsia="ＭＳ ゴシック" w:hAnsi="ＭＳ ゴシック" w:hint="eastAsia"/>
-        </w:rPr>
-        <w:t>に関する手順を定める。</w:t>
+      <w:proofErr w:type="spellStart"/>
+      <w:r>
+        <w:rPr>
+          <w:rFonts w:ascii="ＭＳ ゴシック" w:eastAsia="ＭＳ ゴシック" w:hAnsi="ＭＳ ゴシック" w:hint="eastAsia"/>
+        </w:rPr>
+        <w:t>に関する手順を定める</w:t>
+      </w:r>
+      <w:proofErr w:type="spellEnd"/>
+      <w:r>
+        <w:rPr>
+          <w:rFonts w:ascii="ＭＳ ゴシック" w:eastAsia="ＭＳ ゴシック" w:hAnsi="ＭＳ ゴシック" w:hint="eastAsia"/>
+        </w:rPr>
+        <w:t>。</w:t>
       </w:r>
     </w:p>
     <w:p>
@@ -3211,6 +3064,7 @@
         </w:rPr>
         <w:t>適用</w:t>
       </w:r>
+      <w:proofErr w:type="spellStart"/>
       <w:r>
         <w:rPr>
           <w:rFonts w:ascii="ＭＳ ゴシック" w:eastAsia="ＭＳ ゴシック" w:hAnsi="ＭＳ ゴシック" w:hint="eastAsia"/>
@@ -3218,6 +3072,7 @@
         </w:rPr>
         <w:t>範囲</w:t>
       </w:r>
+      <w:proofErr w:type="spellEnd"/>
       <w:r>
         <w:rPr>
           <w:rFonts w:ascii="ＭＳ ゴシック" w:eastAsia="ＭＳ ゴシック" w:hAnsi="ＭＳ ゴシック" w:hint="eastAsia"/>
@@ -3241,6 +3096,7 @@
         </w:rPr>
         <w:t>本</w:t>
       </w:r>
+      <w:proofErr w:type="spellStart"/>
       <w:r>
         <w:rPr>
           <w:rFonts w:ascii="ＭＳ ゴシック" w:eastAsia="ＭＳ ゴシック" w:hAnsi="ＭＳ ゴシック" w:hint="eastAsia"/>
@@ -3282,7 +3138,14 @@
         <w:rPr>
           <w:rFonts w:ascii="ＭＳ ゴシック" w:eastAsia="ＭＳ ゴシック" w:hAnsi="ＭＳ ゴシック" w:hint="eastAsia"/>
         </w:rPr>
-        <w:t>する。</w:t>
+        <w:t>する</w:t>
+      </w:r>
+      <w:proofErr w:type="spellEnd"/>
+      <w:r>
+        <w:rPr>
+          <w:rFonts w:ascii="ＭＳ ゴシック" w:eastAsia="ＭＳ ゴシック" w:hAnsi="ＭＳ ゴシック" w:hint="eastAsia"/>
+        </w:rPr>
+        <w:t>。</w:t>
       </w:r>
     </w:p>
     <w:p>
@@ -3307,8 +3170,17 @@
           <w:rFonts w:ascii="ＭＳ ゴシック" w:eastAsia="ＭＳ ゴシック" w:hAnsi="ＭＳ ゴシック" w:hint="eastAsia"/>
           <w:b/>
         </w:rPr>
-        <w:t>3. 責任体制</w:t>
-      </w:r>
+        <w:t xml:space="preserve">3. </w:t>
+      </w:r>
+      <w:proofErr w:type="spellStart"/>
+      <w:r>
+        <w:rPr>
+          <w:rFonts w:ascii="ＭＳ ゴシック" w:eastAsia="ＭＳ ゴシック" w:hAnsi="ＭＳ ゴシック" w:hint="eastAsia"/>
+          <w:b/>
+        </w:rPr>
+        <w:t>責任体制</w:t>
+      </w:r>
+      <w:proofErr w:type="spellEnd"/>
       <w:r>
         <w:rPr>
           <w:rFonts w:ascii="ＭＳ ゴシック" w:eastAsia="ＭＳ ゴシック" w:hAnsi="ＭＳ ゴシック" w:hint="eastAsia"/>
@@ -3322,7 +3194,7 @@
         <w:pStyle w:val="1"/>
         <w:ind w:leftChars="236" w:left="566" w:firstLineChars="72" w:firstLine="151"/>
         <w:rPr>
-          <w:rFonts w:ascii="ＭＳ ゴシック" w:eastAsia="ＭＳ ゴシック" w:hAnsi="ＭＳ ゴシック" w:hint="eastAsia"/>
+          <w:rFonts w:ascii="ＭＳ ゴシック" w:eastAsia="ＭＳ ゴシック" w:hAnsi="ＭＳ ゴシック"/>
           <w:lang w:eastAsia="ja-JP"/>
         </w:rPr>
       </w:pPr>
@@ -3493,7 +3365,7 @@
         <w:pStyle w:val="1"/>
         <w:ind w:leftChars="236" w:left="566" w:firstLineChars="72" w:firstLine="151"/>
         <w:rPr>
-          <w:rFonts w:ascii="ＭＳ ゴシック" w:eastAsia="ＭＳ ゴシック" w:hAnsi="ＭＳ ゴシック" w:hint="eastAsia"/>
+          <w:rFonts w:ascii="ＭＳ ゴシック" w:eastAsia="ＭＳ ゴシック" w:hAnsi="ＭＳ ゴシック"/>
         </w:rPr>
       </w:pPr>
       <w:r>
@@ -3503,6 +3375,7 @@
         </w:rPr>
         <w:t>施設管理者は、品質照査に係る業務の責任者として、品質管理責任者を品質部門から任命する。</w:t>
       </w:r>
+      <w:proofErr w:type="spellStart"/>
       <w:r>
         <w:rPr>
           <w:rFonts w:ascii="ＭＳ ゴシック" w:eastAsia="ＭＳ ゴシック" w:hAnsi="ＭＳ ゴシック" w:hint="eastAsia"/>
@@ -3522,6 +3395,7 @@
         </w:rPr>
         <w:t>責任者に指示された者</w:t>
       </w:r>
+      <w:proofErr w:type="spellEnd"/>
       <w:r>
         <w:rPr>
           <w:rFonts w:ascii="ＭＳ ゴシック" w:eastAsia="ＭＳ ゴシック" w:hAnsi="ＭＳ ゴシック" w:hint="eastAsia"/>
@@ -3529,6 +3403,7 @@
         </w:rPr>
         <w:t>（実施担当者）</w:t>
       </w:r>
+      <w:proofErr w:type="spellStart"/>
       <w:r>
         <w:rPr>
           <w:rFonts w:ascii="ＭＳ ゴシック" w:eastAsia="ＭＳ ゴシック" w:hAnsi="ＭＳ ゴシック" w:hint="eastAsia"/>
@@ -3542,6 +3417,7 @@
         </w:rPr>
         <w:t>こともできる</w:t>
       </w:r>
+      <w:proofErr w:type="spellEnd"/>
       <w:r>
         <w:rPr>
           <w:rFonts w:ascii="ＭＳ ゴシック" w:eastAsia="ＭＳ ゴシック" w:hAnsi="ＭＳ ゴシック" w:hint="eastAsia"/>
@@ -3572,8 +3448,17 @@
           <w:rFonts w:ascii="ＭＳ ゴシック" w:eastAsia="ＭＳ ゴシック" w:hAnsi="ＭＳ ゴシック" w:hint="eastAsia"/>
           <w:b/>
         </w:rPr>
-        <w:t>4. 遵守事項</w:t>
-      </w:r>
+        <w:t xml:space="preserve">4. </w:t>
+      </w:r>
+      <w:proofErr w:type="spellStart"/>
+      <w:r>
+        <w:rPr>
+          <w:rFonts w:ascii="ＭＳ ゴシック" w:eastAsia="ＭＳ ゴシック" w:hAnsi="ＭＳ ゴシック" w:hint="eastAsia"/>
+          <w:b/>
+        </w:rPr>
+        <w:t>遵守事項</w:t>
+      </w:r>
+      <w:proofErr w:type="spellEnd"/>
       <w:r>
         <w:rPr>
           <w:rFonts w:ascii="ＭＳ ゴシック" w:eastAsia="ＭＳ ゴシック" w:hAnsi="ＭＳ ゴシック" w:hint="eastAsia"/>
@@ -3587,7 +3472,7 @@
         <w:pStyle w:val="1"/>
         <w:ind w:leftChars="300" w:left="720" w:firstLine="72"/>
         <w:rPr>
-          <w:rFonts w:ascii="ＭＳ ゴシック" w:eastAsia="ＭＳ ゴシック" w:hAnsi="ＭＳ ゴシック" w:hint="eastAsia"/>
+          <w:rFonts w:ascii="ＭＳ ゴシック" w:eastAsia="ＭＳ ゴシック" w:hAnsi="ＭＳ ゴシック"/>
         </w:rPr>
       </w:pPr>
       <w:r>
@@ -3707,8 +3592,17 @@
           <w:rFonts w:ascii="ＭＳ ゴシック" w:eastAsia="ＭＳ ゴシック" w:hAnsi="ＭＳ ゴシック" w:hint="eastAsia"/>
           <w:b/>
         </w:rPr>
-        <w:t>. 実施方法・手順</w:t>
-      </w:r>
+        <w:t xml:space="preserve">. </w:t>
+      </w:r>
+      <w:proofErr w:type="spellStart"/>
+      <w:r>
+        <w:rPr>
+          <w:rFonts w:ascii="ＭＳ ゴシック" w:eastAsia="ＭＳ ゴシック" w:hAnsi="ＭＳ ゴシック" w:hint="eastAsia"/>
+          <w:b/>
+        </w:rPr>
+        <w:t>実施方法・手順</w:t>
+      </w:r>
+      <w:proofErr w:type="spellEnd"/>
       <w:r>
         <w:rPr>
           <w:rFonts w:ascii="ＭＳ ゴシック" w:eastAsia="ＭＳ ゴシック" w:hAnsi="ＭＳ ゴシック" w:hint="eastAsia"/>
@@ -3726,7 +3620,7 @@
         <w:snapToGrid w:val="0"/>
         <w:ind w:left="236" w:firstLine="72"/>
         <w:rPr>
-          <w:rFonts w:ascii="ＭＳ ゴシック" w:eastAsia="ＭＳ ゴシック" w:hAnsi="ＭＳ ゴシック" w:hint="eastAsia"/>
+          <w:rFonts w:ascii="ＭＳ ゴシック" w:eastAsia="ＭＳ ゴシック" w:hAnsi="ＭＳ ゴシック"/>
           <w:sz w:val="21"/>
           <w:szCs w:val="21"/>
           <w:lang w:eastAsia="ja-JP"/>
@@ -3967,7 +3861,7 @@
         <w:snapToGrid w:val="0"/>
         <w:ind w:left="236" w:firstLine="72"/>
         <w:rPr>
-          <w:rFonts w:ascii="ＭＳ ゴシック" w:eastAsia="ＭＳ ゴシック" w:hAnsi="ＭＳ ゴシック" w:hint="eastAsia"/>
+          <w:rFonts w:ascii="ＭＳ ゴシック" w:eastAsia="ＭＳ ゴシック" w:hAnsi="ＭＳ ゴシック"/>
           <w:sz w:val="21"/>
           <w:szCs w:val="21"/>
           <w:lang w:eastAsia="ja-JP"/>
@@ -4055,7 +3949,7 @@
         <w:snapToGrid w:val="0"/>
         <w:ind w:left="236" w:firstLine="72"/>
         <w:rPr>
-          <w:rFonts w:ascii="ＭＳ ゴシック" w:eastAsia="ＭＳ ゴシック" w:hAnsi="ＭＳ ゴシック" w:hint="eastAsia"/>
+          <w:rFonts w:ascii="ＭＳ ゴシック" w:eastAsia="ＭＳ ゴシック" w:hAnsi="ＭＳ ゴシック"/>
           <w:sz w:val="21"/>
           <w:szCs w:val="21"/>
           <w:lang w:eastAsia="ja-JP"/>
@@ -4188,7 +4082,7 @@
         <w:snapToGrid w:val="0"/>
         <w:ind w:left="236" w:firstLine="72"/>
         <w:rPr>
-          <w:rFonts w:ascii="ＭＳ ゴシック" w:eastAsia="ＭＳ ゴシック" w:hAnsi="ＭＳ ゴシック" w:hint="eastAsia"/>
+          <w:rFonts w:ascii="ＭＳ ゴシック" w:eastAsia="ＭＳ ゴシック" w:hAnsi="ＭＳ ゴシック"/>
           <w:sz w:val="21"/>
           <w:szCs w:val="21"/>
           <w:lang w:eastAsia="ja-JP"/>
@@ -4276,7 +4170,7 @@
         <w:snapToGrid w:val="0"/>
         <w:ind w:left="236" w:firstLine="72"/>
         <w:rPr>
-          <w:rFonts w:ascii="ＭＳ ゴシック" w:eastAsia="ＭＳ ゴシック" w:hAnsi="ＭＳ ゴシック" w:hint="eastAsia"/>
+          <w:rFonts w:ascii="ＭＳ ゴシック" w:eastAsia="ＭＳ ゴシック" w:hAnsi="ＭＳ ゴシック"/>
           <w:sz w:val="21"/>
           <w:szCs w:val="21"/>
           <w:lang w:eastAsia="ja-JP"/>
@@ -4373,7 +4267,7 @@
         <w:snapToGrid w:val="0"/>
         <w:ind w:left="236" w:firstLine="72"/>
         <w:rPr>
-          <w:rFonts w:ascii="ＭＳ ゴシック" w:eastAsia="ＭＳ ゴシック" w:hAnsi="ＭＳ ゴシック" w:hint="eastAsia"/>
+          <w:rFonts w:ascii="ＭＳ ゴシック" w:eastAsia="ＭＳ ゴシック" w:hAnsi="ＭＳ ゴシック"/>
           <w:sz w:val="21"/>
           <w:szCs w:val="21"/>
           <w:lang w:eastAsia="ja-JP"/>
@@ -4542,7 +4436,7 @@
         <w:snapToGrid w:val="0"/>
         <w:ind w:left="236" w:firstLine="72"/>
         <w:rPr>
-          <w:rFonts w:ascii="ＭＳ ゴシック" w:eastAsia="ＭＳ ゴシック" w:hAnsi="ＭＳ ゴシック" w:hint="eastAsia"/>
+          <w:rFonts w:ascii="ＭＳ ゴシック" w:eastAsia="ＭＳ ゴシック" w:hAnsi="ＭＳ ゴシック"/>
           <w:sz w:val="21"/>
           <w:szCs w:val="21"/>
           <w:lang w:eastAsia="ja-JP"/>
@@ -4693,7 +4587,7 @@
         <w:snapToGrid w:val="0"/>
         <w:ind w:left="236" w:firstLine="72"/>
         <w:rPr>
-          <w:rFonts w:ascii="ＭＳ ゴシック" w:eastAsia="ＭＳ ゴシック" w:hAnsi="ＭＳ ゴシック" w:hint="eastAsia"/>
+          <w:rFonts w:ascii="ＭＳ ゴシック" w:eastAsia="ＭＳ ゴシック" w:hAnsi="ＭＳ ゴシック"/>
           <w:sz w:val="21"/>
           <w:szCs w:val="21"/>
           <w:lang w:eastAsia="ja-JP"/>
@@ -4868,7 +4762,7 @@
         <w:pStyle w:val="1"/>
         <w:ind w:leftChars="0" w:left="0"/>
         <w:rPr>
-          <w:rFonts w:ascii="ＭＳ ゴシック" w:eastAsia="ＭＳ ゴシック" w:hAnsi="ＭＳ ゴシック" w:hint="eastAsia"/>
+          <w:rFonts w:ascii="ＭＳ ゴシック" w:eastAsia="ＭＳ ゴシック" w:hAnsi="ＭＳ ゴシック"/>
           <w:lang w:eastAsia="ja-JP"/>
         </w:rPr>
       </w:pPr>
@@ -4910,7 +4804,7 @@
         <w:pStyle w:val="1"/>
         <w:ind w:firstLine="72"/>
         <w:rPr>
-          <w:rFonts w:ascii="ＭＳ ゴシック" w:eastAsia="ＭＳ ゴシック" w:hAnsi="ＭＳ ゴシック" w:hint="eastAsia"/>
+          <w:rFonts w:ascii="ＭＳ ゴシック" w:eastAsia="ＭＳ ゴシック" w:hAnsi="ＭＳ ゴシック"/>
           <w:lang w:eastAsia="ja-JP"/>
         </w:rPr>
       </w:pPr>
@@ -4948,15 +4842,16 @@
         <w:pStyle w:val="1"/>
         <w:ind w:firstLine="72"/>
         <w:rPr>
-          <w:rFonts w:ascii="ＭＳ ゴシック" w:eastAsia="ＭＳ ゴシック" w:hAnsi="ＭＳ ゴシック" w:hint="eastAsia"/>
-          <w:lang w:eastAsia="ja-JP"/>
-        </w:rPr>
-      </w:pPr>
-      <w:r>
-        <w:rPr>
-          <w:rFonts w:ascii="ＭＳ ゴシック" w:eastAsia="ＭＳ ゴシック" w:hAnsi="ＭＳ ゴシック" w:hint="eastAsia"/>
-          <w:lang w:eastAsia="ja-JP"/>
-        </w:rPr>
+          <w:rFonts w:ascii="ＭＳ ゴシック" w:eastAsia="ＭＳ ゴシック" w:hAnsi="ＭＳ ゴシック"/>
+          <w:lang w:eastAsia="ja-JP"/>
+        </w:rPr>
+      </w:pPr>
+      <w:r>
+        <w:rPr>
+          <w:rFonts w:ascii="ＭＳ ゴシック" w:eastAsia="ＭＳ ゴシック" w:hAnsi="ＭＳ ゴシック" w:hint="eastAsia"/>
+          <w:lang w:eastAsia="ja-JP"/>
+        </w:rPr>
+        <w:lastRenderedPageBreak/>
         <w:t>・</w:t>
       </w:r>
       <w:r>
@@ -4989,7 +4884,7 @@
         <w:pStyle w:val="1"/>
         <w:ind w:leftChars="0" w:left="0"/>
         <w:rPr>
-          <w:rFonts w:ascii="ＭＳ ゴシック" w:eastAsia="ＭＳ ゴシック" w:hAnsi="ＭＳ ゴシック" w:hint="eastAsia"/>
+          <w:rFonts w:ascii="ＭＳ ゴシック" w:eastAsia="ＭＳ ゴシック" w:hAnsi="ＭＳ ゴシック"/>
           <w:lang w:eastAsia="ja-JP"/>
         </w:rPr>
       </w:pPr>
@@ -5015,7 +4910,7 @@
         <w:pStyle w:val="1"/>
         <w:ind w:leftChars="177" w:left="425" w:firstLineChars="93" w:firstLine="195"/>
         <w:rPr>
-          <w:rFonts w:ascii="ＭＳ ゴシック" w:eastAsia="ＭＳ ゴシック" w:hAnsi="ＭＳ ゴシック" w:hint="eastAsia"/>
+          <w:rFonts w:ascii="ＭＳ ゴシック" w:eastAsia="ＭＳ ゴシック" w:hAnsi="ＭＳ ゴシック"/>
           <w:lang w:eastAsia="ja-JP"/>
         </w:rPr>
       </w:pPr>
@@ -5538,6 +5433,7 @@
           <w:szCs w:val="21"/>
           <w:lang w:eastAsia="ja-JP"/>
         </w:rPr>
+        <w:lastRenderedPageBreak/>
         <w:t>添付様式1</w:t>
       </w:r>
     </w:p>
@@ -5603,7 +5499,7 @@
         <w:widowControl w:val="0"/>
         <w:jc w:val="center"/>
         <w:rPr>
-          <w:rFonts w:ascii="ＭＳ ゴシック" w:eastAsia="ＭＳ ゴシック" w:hAnsi="ＭＳ ゴシック" w:hint="eastAsia"/>
+          <w:rFonts w:ascii="ＭＳ ゴシック" w:eastAsia="ＭＳ ゴシック" w:hAnsi="ＭＳ ゴシック"/>
           <w:sz w:val="21"/>
           <w:szCs w:val="21"/>
           <w:lang w:eastAsia="ja-JP"/>
@@ -5786,12 +5682,62 @@
             <w:pPr>
               <w:widowControl w:val="0"/>
               <w:rPr>
+                <w:rFonts w:ascii="ＭＳ ゴシック" w:eastAsia="ＭＳ ゴシック" w:hAnsi="ＭＳ ゴシック"/>
+                <w:color w:val="FF0000"/>
+                <w:sz w:val="21"/>
+                <w:szCs w:val="21"/>
+                <w:lang w:eastAsia="ja-JP"/>
+              </w:rPr>
+            </w:pPr>
+            <w:r>
+              <w:rPr>
+                <w:rFonts w:ascii="ＭＳ ゴシック" w:eastAsia="ＭＳ ゴシック" w:hAnsi="ＭＳ ゴシック" w:hint="eastAsia"/>
+                <w:sz w:val="21"/>
+                <w:szCs w:val="21"/>
+                <w:lang w:eastAsia="ja-JP"/>
+              </w:rPr>
+              <w:t xml:space="preserve">　</w:t>
+            </w:r>
+            <w:r>
+              <w:rPr>
                 <w:rFonts w:ascii="ＭＳ ゴシック" w:eastAsia="ＭＳ ゴシック" w:hAnsi="ＭＳ ゴシック" w:hint="eastAsia"/>
                 <w:color w:val="FF0000"/>
                 <w:sz w:val="21"/>
                 <w:szCs w:val="21"/>
                 <w:lang w:eastAsia="ja-JP"/>
               </w:rPr>
+              <w:t>細胞培養加工施設</w:t>
+            </w:r>
+          </w:p>
+        </w:tc>
+      </w:tr>
+      <w:tr>
+        <w:tc>
+          <w:tcPr>
+            <w:tcW w:w="2285" w:type="dxa"/>
+          </w:tcPr>
+          <w:p>
+            <w:pPr>
+              <w:widowControl w:val="0"/>
+              <w:jc w:val="center"/>
+              <w:rPr>
+                <w:rFonts w:ascii="ＭＳ ゴシック" w:eastAsia="ＭＳ ゴシック" w:hAnsi="ＭＳ ゴシック"/>
+                <w:sz w:val="21"/>
+                <w:szCs w:val="21"/>
+                <w:lang w:eastAsia="ja-JP"/>
+              </w:rPr>
+            </w:pPr>
+          </w:p>
+          <w:p>
+            <w:pPr>
+              <w:widowControl w:val="0"/>
+              <w:jc w:val="center"/>
+              <w:rPr>
+                <w:rFonts w:ascii="ＭＳ ゴシック" w:eastAsia="ＭＳ ゴシック" w:hAnsi="ＭＳ ゴシック"/>
+                <w:sz w:val="21"/>
+                <w:szCs w:val="21"/>
+                <w:lang w:eastAsia="ja-JP"/>
+              </w:rPr>
             </w:pPr>
             <w:r>
               <w:rPr>
@@ -5800,18 +5746,36 @@
                 <w:szCs w:val="21"/>
                 <w:lang w:eastAsia="ja-JP"/>
               </w:rPr>
-              <w:t xml:space="preserve">　</w:t>
+              <w:t>製造工程の一貫性</w:t>
             </w:r>
-            <w:r>
-              <w:rPr>
-                <w:rFonts w:ascii="ＭＳ ゴシック" w:eastAsia="ＭＳ ゴシック" w:hAnsi="ＭＳ ゴシック" w:hint="eastAsia"/>
-                <w:color w:val="FF0000"/>
+          </w:p>
+          <w:p>
+            <w:pPr>
+              <w:widowControl w:val="0"/>
+              <w:jc w:val="center"/>
+              <w:rPr>
+                <w:rFonts w:ascii="ＭＳ ゴシック" w:eastAsia="ＭＳ ゴシック" w:hAnsi="ＭＳ ゴシック"/>
                 <w:sz w:val="21"/>
                 <w:szCs w:val="21"/>
                 <w:lang w:eastAsia="ja-JP"/>
               </w:rPr>
-              <w:t>細胞培養加工施設</w:t>
-            </w:r>
+            </w:pPr>
+          </w:p>
+        </w:tc>
+        <w:tc>
+          <w:tcPr>
+            <w:tcW w:w="6719" w:type="dxa"/>
+          </w:tcPr>
+          <w:p>
+            <w:pPr>
+              <w:widowControl w:val="0"/>
+              <w:rPr>
+                <w:rFonts w:ascii="ＭＳ ゴシック" w:eastAsia="ＭＳ ゴシック" w:hAnsi="ＭＳ ゴシック"/>
+                <w:sz w:val="21"/>
+                <w:szCs w:val="21"/>
+                <w:lang w:eastAsia="ja-JP"/>
+              </w:rPr>
+            </w:pPr>
           </w:p>
         </w:tc>
       </w:tr>
@@ -5850,29 +5814,93 @@
                 <w:szCs w:val="21"/>
                 <w:lang w:eastAsia="ja-JP"/>
               </w:rPr>
-              <w:t>製造工程の一貫性</w:t>
+              <w:t>規格の妥当性</w:t>
             </w:r>
           </w:p>
           <w:p>
             <w:pPr>
               <w:widowControl w:val="0"/>
               <w:jc w:val="center"/>
+              <w:rPr>
+                <w:rFonts w:ascii="ＭＳ ゴシック" w:eastAsia="ＭＳ ゴシック" w:hAnsi="ＭＳ ゴシック"/>
+                <w:sz w:val="21"/>
+                <w:szCs w:val="21"/>
+                <w:lang w:eastAsia="ja-JP"/>
+              </w:rPr>
+            </w:pPr>
+          </w:p>
+        </w:tc>
+        <w:tc>
+          <w:tcPr>
+            <w:tcW w:w="6719" w:type="dxa"/>
+          </w:tcPr>
+          <w:p>
+            <w:pPr>
+              <w:widowControl w:val="0"/>
+              <w:rPr>
+                <w:rFonts w:ascii="ＭＳ ゴシック" w:eastAsia="ＭＳ ゴシック" w:hAnsi="ＭＳ ゴシック"/>
+                <w:sz w:val="21"/>
+                <w:szCs w:val="21"/>
+                <w:lang w:eastAsia="ja-JP"/>
+              </w:rPr>
+            </w:pPr>
+          </w:p>
+        </w:tc>
+      </w:tr>
+      <w:tr>
+        <w:tc>
+          <w:tcPr>
+            <w:tcW w:w="2285" w:type="dxa"/>
+          </w:tcPr>
+          <w:p>
+            <w:pPr>
+              <w:widowControl w:val="0"/>
+              <w:jc w:val="center"/>
+              <w:rPr>
+                <w:rFonts w:ascii="ＭＳ ゴシック" w:eastAsia="ＭＳ ゴシック" w:hAnsi="ＭＳ ゴシック"/>
+                <w:sz w:val="21"/>
+                <w:szCs w:val="21"/>
+                <w:lang w:eastAsia="ja-JP"/>
+              </w:rPr>
+            </w:pPr>
+          </w:p>
+          <w:p>
+            <w:pPr>
+              <w:widowControl w:val="0"/>
+              <w:jc w:val="center"/>
+              <w:rPr>
+                <w:rFonts w:ascii="ＭＳ ゴシック" w:eastAsia="ＭＳ ゴシック" w:hAnsi="ＭＳ ゴシック"/>
+                <w:sz w:val="21"/>
+                <w:szCs w:val="21"/>
+                <w:lang w:eastAsia="ja-JP"/>
+              </w:rPr>
+            </w:pPr>
+          </w:p>
+          <w:p>
+            <w:pPr>
+              <w:widowControl w:val="0"/>
+              <w:jc w:val="center"/>
+              <w:rPr>
+                <w:rFonts w:ascii="ＭＳ ゴシック" w:eastAsia="ＭＳ ゴシック" w:hAnsi="ＭＳ ゴシック"/>
+                <w:sz w:val="21"/>
+                <w:szCs w:val="21"/>
+                <w:lang w:eastAsia="ja-JP"/>
+              </w:rPr>
+            </w:pPr>
+            <w:r>
               <w:rPr>
                 <w:rFonts w:ascii="ＭＳ ゴシック" w:eastAsia="ＭＳ ゴシック" w:hAnsi="ＭＳ ゴシック" w:hint="eastAsia"/>
                 <w:sz w:val="21"/>
                 <w:szCs w:val="21"/>
                 <w:lang w:eastAsia="ja-JP"/>
               </w:rPr>
-            </w:pPr>
-          </w:p>
-        </w:tc>
-        <w:tc>
-          <w:tcPr>
-            <w:tcW w:w="6719" w:type="dxa"/>
-          </w:tcPr>
+              <w:t>その他改善事項等</w:t>
+            </w:r>
+          </w:p>
           <w:p>
             <w:pPr>
               <w:widowControl w:val="0"/>
+              <w:jc w:val="center"/>
               <w:rPr>
                 <w:rFonts w:ascii="ＭＳ ゴシック" w:eastAsia="ＭＳ ゴシック" w:hAnsi="ＭＳ ゴシック"/>
                 <w:sz w:val="21"/>
@@ -5881,13 +5909,6 @@
               </w:rPr>
             </w:pPr>
           </w:p>
-        </w:tc>
-      </w:tr>
-      <w:tr>
-        <w:tc>
-          <w:tcPr>
-            <w:tcW w:w="2285" w:type="dxa"/>
-          </w:tcPr>
           <w:p>
             <w:pPr>
               <w:widowControl w:val="0"/>
@@ -5900,10 +5921,14 @@
               </w:rPr>
             </w:pPr>
           </w:p>
+        </w:tc>
+        <w:tc>
+          <w:tcPr>
+            <w:tcW w:w="6719" w:type="dxa"/>
+          </w:tcPr>
           <w:p>
             <w:pPr>
               <w:widowControl w:val="0"/>
-              <w:jc w:val="center"/>
               <w:rPr>
                 <w:rFonts w:ascii="ＭＳ ゴシック" w:eastAsia="ＭＳ ゴシック" w:hAnsi="ＭＳ ゴシック"/>
                 <w:sz w:val="21"/>
@@ -5911,135 +5936,6 @@
                 <w:lang w:eastAsia="ja-JP"/>
               </w:rPr>
             </w:pPr>
-            <w:r>
-              <w:rPr>
-                <w:rFonts w:ascii="ＭＳ ゴシック" w:eastAsia="ＭＳ ゴシック" w:hAnsi="ＭＳ ゴシック" w:hint="eastAsia"/>
-                <w:sz w:val="21"/>
-                <w:szCs w:val="21"/>
-                <w:lang w:eastAsia="ja-JP"/>
-              </w:rPr>
-              <w:t>規格の妥当性</w:t>
-            </w:r>
-          </w:p>
-          <w:p>
-            <w:pPr>
-              <w:widowControl w:val="0"/>
-              <w:jc w:val="center"/>
-              <w:rPr>
-                <w:rFonts w:ascii="ＭＳ ゴシック" w:eastAsia="ＭＳ ゴシック" w:hAnsi="ＭＳ ゴシック" w:hint="eastAsia"/>
-                <w:sz w:val="21"/>
-                <w:szCs w:val="21"/>
-                <w:lang w:eastAsia="ja-JP"/>
-              </w:rPr>
-            </w:pPr>
-          </w:p>
-        </w:tc>
-        <w:tc>
-          <w:tcPr>
-            <w:tcW w:w="6719" w:type="dxa"/>
-          </w:tcPr>
-          <w:p>
-            <w:pPr>
-              <w:widowControl w:val="0"/>
-              <w:rPr>
-                <w:rFonts w:ascii="ＭＳ ゴシック" w:eastAsia="ＭＳ ゴシック" w:hAnsi="ＭＳ ゴシック"/>
-                <w:sz w:val="21"/>
-                <w:szCs w:val="21"/>
-                <w:lang w:eastAsia="ja-JP"/>
-              </w:rPr>
-            </w:pPr>
-          </w:p>
-        </w:tc>
-      </w:tr>
-      <w:tr>
-        <w:tc>
-          <w:tcPr>
-            <w:tcW w:w="2285" w:type="dxa"/>
-          </w:tcPr>
-          <w:p>
-            <w:pPr>
-              <w:widowControl w:val="0"/>
-              <w:jc w:val="center"/>
-              <w:rPr>
-                <w:rFonts w:ascii="ＭＳ ゴシック" w:eastAsia="ＭＳ ゴシック" w:hAnsi="ＭＳ ゴシック"/>
-                <w:sz w:val="21"/>
-                <w:szCs w:val="21"/>
-                <w:lang w:eastAsia="ja-JP"/>
-              </w:rPr>
-            </w:pPr>
-          </w:p>
-          <w:p>
-            <w:pPr>
-              <w:widowControl w:val="0"/>
-              <w:jc w:val="center"/>
-              <w:rPr>
-                <w:rFonts w:ascii="ＭＳ ゴシック" w:eastAsia="ＭＳ ゴシック" w:hAnsi="ＭＳ ゴシック"/>
-                <w:sz w:val="21"/>
-                <w:szCs w:val="21"/>
-                <w:lang w:eastAsia="ja-JP"/>
-              </w:rPr>
-            </w:pPr>
-          </w:p>
-          <w:p>
-            <w:pPr>
-              <w:widowControl w:val="0"/>
-              <w:jc w:val="center"/>
-              <w:rPr>
-                <w:rFonts w:ascii="ＭＳ ゴシック" w:eastAsia="ＭＳ ゴシック" w:hAnsi="ＭＳ ゴシック"/>
-                <w:sz w:val="21"/>
-                <w:szCs w:val="21"/>
-                <w:lang w:eastAsia="ja-JP"/>
-              </w:rPr>
-            </w:pPr>
-            <w:r>
-              <w:rPr>
-                <w:rFonts w:ascii="ＭＳ ゴシック" w:eastAsia="ＭＳ ゴシック" w:hAnsi="ＭＳ ゴシック" w:hint="eastAsia"/>
-                <w:sz w:val="21"/>
-                <w:szCs w:val="21"/>
-                <w:lang w:eastAsia="ja-JP"/>
-              </w:rPr>
-              <w:t>その他改善事項等</w:t>
-            </w:r>
-          </w:p>
-          <w:p>
-            <w:pPr>
-              <w:widowControl w:val="0"/>
-              <w:jc w:val="center"/>
-              <w:rPr>
-                <w:rFonts w:ascii="ＭＳ ゴシック" w:eastAsia="ＭＳ ゴシック" w:hAnsi="ＭＳ ゴシック"/>
-                <w:sz w:val="21"/>
-                <w:szCs w:val="21"/>
-                <w:lang w:eastAsia="ja-JP"/>
-              </w:rPr>
-            </w:pPr>
-          </w:p>
-          <w:p>
-            <w:pPr>
-              <w:widowControl w:val="0"/>
-              <w:jc w:val="center"/>
-              <w:rPr>
-                <w:rFonts w:ascii="ＭＳ ゴシック" w:eastAsia="ＭＳ ゴシック" w:hAnsi="ＭＳ ゴシック"/>
-                <w:sz w:val="21"/>
-                <w:szCs w:val="21"/>
-                <w:lang w:eastAsia="ja-JP"/>
-              </w:rPr>
-            </w:pPr>
-          </w:p>
-        </w:tc>
-        <w:tc>
-          <w:tcPr>
-            <w:tcW w:w="6719" w:type="dxa"/>
-          </w:tcPr>
-          <w:p>
-            <w:pPr>
-              <w:widowControl w:val="0"/>
-              <w:rPr>
-                <w:rFonts w:ascii="ＭＳ ゴシック" w:eastAsia="ＭＳ ゴシック" w:hAnsi="ＭＳ ゴシック"/>
-                <w:sz w:val="21"/>
-                <w:szCs w:val="21"/>
-                <w:lang w:eastAsia="ja-JP"/>
-              </w:rPr>
-            </w:pPr>
           </w:p>
         </w:tc>
       </w:tr>
@@ -6065,6 +5961,7 @@
           <w:u w:val="single"/>
         </w:rPr>
       </w:pPr>
+      <w:proofErr w:type="spellStart"/>
       <w:r>
         <w:rPr>
           <w:rFonts w:ascii="ＭＳ ゴシック" w:eastAsia="ＭＳ ゴシック" w:hAnsi="ＭＳ ゴシック" w:hint="eastAsia"/>
@@ -6079,18 +5976,17 @@
           <w:szCs w:val="24"/>
           <w:u w:val="single"/>
         </w:rPr>
-        <w:t>（必要に応じて）　　　　　　　　　　　　　　　　（　　　/　　/　　）</w:t>
-      </w:r>
-    </w:p>
-    <w:p>
-      <w:pPr>
-        <w:pStyle w:val="1"/>
-        <w:rPr>
-          <w:rFonts w:ascii="ＭＳ ゴシック" w:eastAsia="ＭＳ ゴシック" w:hAnsi="ＭＳ ゴシック"/>
+        <w:t>（必要に応じて</w:t>
+      </w:r>
+      <w:proofErr w:type="spellEnd"/>
+      <w:r>
+        <w:rPr>
+          <w:rFonts w:ascii="ＭＳ ゴシック" w:eastAsia="ＭＳ ゴシック" w:hAnsi="ＭＳ ゴシック" w:hint="eastAsia"/>
           <w:szCs w:val="24"/>
           <w:u w:val="single"/>
         </w:rPr>
-      </w:pPr>
+        <w:t>）　　　　　　　　　　　　　　　　（　　　/　　/　　）</w:t>
+      </w:r>
     </w:p>
     <w:p>
       <w:pPr>
@@ -6101,13 +5997,33 @@
           <w:u w:val="single"/>
         </w:rPr>
       </w:pPr>
-      <w:r>
-        <w:rPr>
-          <w:rFonts w:ascii="ＭＳ ゴシック" w:eastAsia="ＭＳ ゴシック" w:hAnsi="ＭＳ ゴシック" w:hint="eastAsia"/>
+    </w:p>
+    <w:p>
+      <w:pPr>
+        <w:pStyle w:val="1"/>
+        <w:rPr>
+          <w:rFonts w:ascii="ＭＳ ゴシック" w:eastAsia="ＭＳ ゴシック" w:hAnsi="ＭＳ ゴシック"/>
           <w:szCs w:val="24"/>
           <w:u w:val="single"/>
         </w:rPr>
-        <w:t xml:space="preserve">確認：品質管理責任者　</w:t>
+      </w:pPr>
+      <w:proofErr w:type="spellStart"/>
+      <w:r>
+        <w:rPr>
+          <w:rFonts w:ascii="ＭＳ ゴシック" w:eastAsia="ＭＳ ゴシック" w:hAnsi="ＭＳ ゴシック" w:hint="eastAsia"/>
+          <w:szCs w:val="24"/>
+          <w:u w:val="single"/>
+        </w:rPr>
+        <w:t>確認：品質管理責任者</w:t>
+      </w:r>
+      <w:proofErr w:type="spellEnd"/>
+      <w:r>
+        <w:rPr>
+          <w:rFonts w:ascii="ＭＳ ゴシック" w:eastAsia="ＭＳ ゴシック" w:hAnsi="ＭＳ ゴシック" w:hint="eastAsia"/>
+          <w:szCs w:val="24"/>
+          <w:u w:val="single"/>
+        </w:rPr>
+        <w:t xml:space="preserve">　</w:t>
       </w:r>
       <w:r>
         <w:rPr>
@@ -6196,13 +6112,23 @@
           <w:u w:val="single"/>
         </w:rPr>
       </w:pPr>
+      <w:proofErr w:type="spellStart"/>
       <w:r>
         <w:rPr>
           <w:rFonts w:ascii="ＭＳ ゴシック" w:eastAsia="ＭＳ ゴシック" w:hAnsi="ＭＳ ゴシック" w:hint="eastAsia"/>
           <w:szCs w:val="24"/>
           <w:u w:val="single"/>
         </w:rPr>
-        <w:t xml:space="preserve">施設管理者　　</w:t>
+        <w:t>施設管理者</w:t>
+      </w:r>
+      <w:proofErr w:type="spellEnd"/>
+      <w:r>
+        <w:rPr>
+          <w:rFonts w:ascii="ＭＳ ゴシック" w:eastAsia="ＭＳ ゴシック" w:hAnsi="ＭＳ ゴシック" w:hint="eastAsia"/>
+          <w:szCs w:val="24"/>
+          <w:u w:val="single"/>
+        </w:rPr>
+        <w:t xml:space="preserve">　　</w:t>
       </w:r>
       <w:r>
         <w:rPr>
@@ -6237,6 +6163,7 @@
           <w:u w:val="single"/>
         </w:rPr>
       </w:pPr>
+      <w:proofErr w:type="spellStart"/>
       <w:r>
         <w:rPr>
           <w:rFonts w:ascii="ＭＳ ゴシック" w:eastAsia="ＭＳ ゴシック" w:hAnsi="ＭＳ ゴシック" w:hint="eastAsia"/>
@@ -6245,6 +6172,7 @@
         </w:rPr>
         <w:t>実施責任医師</w:t>
       </w:r>
+      <w:proofErr w:type="spellEnd"/>
       <w:r>
         <w:rPr>
           <w:rFonts w:ascii="ＭＳ ゴシック" w:eastAsia="ＭＳ ゴシック" w:hAnsi="ＭＳ ゴシック" w:hint="eastAsia"/>
@@ -6275,7 +6203,7 @@
       <w:pPr>
         <w:widowControl w:val="0"/>
         <w:rPr>
-          <w:rFonts w:ascii="ＭＳ ゴシック" w:eastAsia="ＭＳ ゴシック" w:hAnsi="ＭＳ ゴシック" w:hint="eastAsia"/>
+          <w:rFonts w:ascii="ＭＳ ゴシック" w:eastAsia="ＭＳ ゴシック" w:hAnsi="ＭＳ ゴシック"/>
           <w:sz w:val="21"/>
           <w:szCs w:val="21"/>
           <w:lang w:eastAsia="ja-JP"/>
@@ -6287,7 +6215,7 @@
         <w:pStyle w:val="1"/>
         <w:ind w:leftChars="0" w:left="236" w:firstLine="72"/>
         <w:rPr>
-          <w:rFonts w:ascii="ＭＳ ゴシック" w:eastAsia="ＭＳ ゴシック" w:hAnsi="ＭＳ ゴシック" w:hint="eastAsia"/>
+          <w:rFonts w:ascii="ＭＳ ゴシック" w:eastAsia="ＭＳ ゴシック" w:hAnsi="ＭＳ ゴシック"/>
           <w:lang w:eastAsia="ja-JP"/>
         </w:rPr>
       </w:pPr>
@@ -6297,13 +6225,13 @@
         <w:pStyle w:val="1"/>
         <w:ind w:leftChars="0" w:left="236" w:firstLine="72"/>
         <w:rPr>
-          <w:rFonts w:ascii="ＭＳ ゴシック" w:eastAsia="ＭＳ ゴシック" w:hAnsi="ＭＳ ゴシック" w:hint="eastAsia"/>
+          <w:rFonts w:ascii="ＭＳ ゴシック" w:eastAsia="ＭＳ ゴシック" w:hAnsi="ＭＳ ゴシック"/>
           <w:lang w:eastAsia="ja-JP"/>
         </w:rPr>
       </w:pPr>
     </w:p>
     <w:sectPr>
-      <w:headerReference w:type="default" r:id="rId16"/>
+      <w:headerReference w:type="default" r:id="rId19"/>
       <w:pgSz w:w="11906" w:h="16838"/>
       <w:pgMar w:top="1985" w:right="992" w:bottom="1701" w:left="1701" w:header="709" w:footer="709" w:gutter="0"/>
       <w:cols w:space="708"/>
@@ -6371,22 +6299,14 @@
 </file>
 
 <file path=word/footer2.xml><?xml version="1.0" encoding="utf-8"?>
-<w:ftr xmlns:m="http://schemas.openxmlformats.org/officeDocument/2006/math" xmlns:mc="http://schemas.openxmlformats.org/markup-compatibility/2006" xmlns:mo="http://schemas.microsoft.com/office/mac/office/2008/main" xmlns:mv="urn:schemas-microsoft-com:mac:vml" xmlns:o="urn:schemas-microsoft-com:office:office" xmlns:r="http://schemas.openxmlformats.org/officeDocument/2006/relationships" xmlns:v="urn:schemas-microsoft-com:vml" xmlns:w10="urn:schemas-microsoft-com:office:word" xmlns:w14="http://schemas.microsoft.com/office/word/2010/wordml" xmlns:w="http://schemas.openxmlformats.org/wordprocessingml/2006/main" xmlns:wne="http://schemas.microsoft.com/office/word/2006/wordml" xmlns:wp14="http://schemas.microsoft.com/office/word/2010/wordprocessingDrawing" xmlns:wp="http://schemas.openxmlformats.org/drawingml/2006/wordprocessingDrawing" xmlns:wpc="http://schemas.microsoft.com/office/word/2010/wordprocessingCanvas" xmlns:wpg="http://schemas.microsoft.com/office/word/2010/wordprocessingGroup" xmlns:wpi="http://schemas.microsoft.com/office/word/2010/wordprocessingInk" xmlns:wps="http://schemas.microsoft.com/office/word/2010/wordprocessingShape" mc:Ignorable="w14 wp14">
-  <w:p>
-    <w:pPr>
-      <w:pStyle w:val="Footer"/>
-    </w:pPr>
-  </w:p>
+<w:ftr xmlns:wpc="http://schemas.microsoft.com/office/word/2010/wordprocessingCanvas" xmlns:mc="http://schemas.openxmlformats.org/markup-compatibility/2006" xmlns:o="urn:schemas-microsoft-com:office:office" xmlns:r="http://schemas.openxmlformats.org/officeDocument/2006/relationships" xmlns:m="http://schemas.openxmlformats.org/officeDocument/2006/math" xmlns:v="urn:schemas-microsoft-com:vml" xmlns:wp14="http://schemas.microsoft.com/office/word/2010/wordprocessingDrawing" xmlns:wp="http://schemas.openxmlformats.org/drawingml/2006/wordprocessingDrawing" xmlns:w10="urn:schemas-microsoft-com:office:word" xmlns:w="http://schemas.openxmlformats.org/wordprocessingml/2006/main" xmlns:w14="http://schemas.microsoft.com/office/word/2010/wordml" xmlns:wpg="http://schemas.microsoft.com/office/word/2010/wordprocessingGroup" xmlns:wpi="http://schemas.microsoft.com/office/word/2010/wordprocessingInk" xmlns:wne="http://schemas.microsoft.com/office/word/2006/wordml" xmlns:wps="http://schemas.microsoft.com/office/word/2010/wordprocessingShape" mc:Ignorable="w14 wp14">
+  <w:p/>
 </w:ftr>
 </file>
 
 <file path=word/footer3.xml><?xml version="1.0" encoding="utf-8"?>
-<w:ftr xmlns:m="http://schemas.openxmlformats.org/officeDocument/2006/math" xmlns:mc="http://schemas.openxmlformats.org/markup-compatibility/2006" xmlns:mo="http://schemas.microsoft.com/office/mac/office/2008/main" xmlns:mv="urn:schemas-microsoft-com:mac:vml" xmlns:o="urn:schemas-microsoft-com:office:office" xmlns:r="http://schemas.openxmlformats.org/officeDocument/2006/relationships" xmlns:v="urn:schemas-microsoft-com:vml" xmlns:w10="urn:schemas-microsoft-com:office:word" xmlns:w14="http://schemas.microsoft.com/office/word/2010/wordml" xmlns:w="http://schemas.openxmlformats.org/wordprocessingml/2006/main" xmlns:wne="http://schemas.microsoft.com/office/word/2006/wordml" xmlns:wp14="http://schemas.microsoft.com/office/word/2010/wordprocessingDrawing" xmlns:wp="http://schemas.openxmlformats.org/drawingml/2006/wordprocessingDrawing" xmlns:wpc="http://schemas.microsoft.com/office/word/2010/wordprocessingCanvas" xmlns:wpg="http://schemas.microsoft.com/office/word/2010/wordprocessingGroup" xmlns:wpi="http://schemas.microsoft.com/office/word/2010/wordprocessingInk" xmlns:wps="http://schemas.microsoft.com/office/word/2010/wordprocessingShape" mc:Ignorable="w14 wp14">
-  <w:p>
-    <w:pPr>
-      <w:pStyle w:val="Footer"/>
-    </w:pPr>
-  </w:p>
+<w:ftr xmlns:wpc="http://schemas.microsoft.com/office/word/2010/wordprocessingCanvas" xmlns:mc="http://schemas.openxmlformats.org/markup-compatibility/2006" xmlns:o="urn:schemas-microsoft-com:office:office" xmlns:r="http://schemas.openxmlformats.org/officeDocument/2006/relationships" xmlns:m="http://schemas.openxmlformats.org/officeDocument/2006/math" xmlns:v="urn:schemas-microsoft-com:vml" xmlns:wp14="http://schemas.microsoft.com/office/word/2010/wordprocessingDrawing" xmlns:wp="http://schemas.openxmlformats.org/drawingml/2006/wordprocessingDrawing" xmlns:w10="urn:schemas-microsoft-com:office:word" xmlns:w="http://schemas.openxmlformats.org/wordprocessingml/2006/main" xmlns:w14="http://schemas.microsoft.com/office/word/2010/wordml" xmlns:wpg="http://schemas.microsoft.com/office/word/2010/wordprocessingGroup" xmlns:wpi="http://schemas.microsoft.com/office/word/2010/wordprocessingInk" xmlns:wne="http://schemas.microsoft.com/office/word/2006/wordml" xmlns:wps="http://schemas.microsoft.com/office/word/2010/wordprocessingShape" mc:Ignorable="w14 wp14">
+  <w:p/>
 </w:ftr>
 </file>
 
@@ -6461,6 +6381,12 @@
 
 <file path=word/header3.xml><?xml version="1.0" encoding="utf-8"?>
 <w:hdr xmlns:wpc="http://schemas.microsoft.com/office/word/2010/wordprocessingCanvas" xmlns:mc="http://schemas.openxmlformats.org/markup-compatibility/2006" xmlns:o="urn:schemas-microsoft-com:office:office" xmlns:r="http://schemas.openxmlformats.org/officeDocument/2006/relationships" xmlns:m="http://schemas.openxmlformats.org/officeDocument/2006/math" xmlns:v="urn:schemas-microsoft-com:vml" xmlns:wp14="http://schemas.microsoft.com/office/word/2010/wordprocessingDrawing" xmlns:wp="http://schemas.openxmlformats.org/drawingml/2006/wordprocessingDrawing" xmlns:w10="urn:schemas-microsoft-com:office:word" xmlns:w="http://schemas.openxmlformats.org/wordprocessingml/2006/main" xmlns:w14="http://schemas.microsoft.com/office/word/2010/wordml" xmlns:wpg="http://schemas.microsoft.com/office/word/2010/wordprocessingGroup" xmlns:wpi="http://schemas.microsoft.com/office/word/2010/wordprocessingInk" xmlns:wne="http://schemas.microsoft.com/office/word/2006/wordml" xmlns:wps="http://schemas.microsoft.com/office/word/2010/wordprocessingShape" mc:Ignorable="w14 wp14">
+  <w:p/>
+</w:hdr>
+</file>
+
+<file path=word/header4.xml><?xml version="1.0" encoding="utf-8"?>
+<w:hdr xmlns:wpc="http://schemas.microsoft.com/office/word/2010/wordprocessingCanvas" xmlns:mc="http://schemas.openxmlformats.org/markup-compatibility/2006" xmlns:o="urn:schemas-microsoft-com:office:office" xmlns:r="http://schemas.openxmlformats.org/officeDocument/2006/relationships" xmlns:m="http://schemas.openxmlformats.org/officeDocument/2006/math" xmlns:v="urn:schemas-microsoft-com:vml" xmlns:wp14="http://schemas.microsoft.com/office/word/2010/wordprocessingDrawing" xmlns:wp="http://schemas.openxmlformats.org/drawingml/2006/wordprocessingDrawing" xmlns:w10="urn:schemas-microsoft-com:office:word" xmlns:w="http://schemas.openxmlformats.org/wordprocessingml/2006/main" xmlns:w14="http://schemas.microsoft.com/office/word/2010/wordml" xmlns:wpg="http://schemas.microsoft.com/office/word/2010/wordprocessingGroup" xmlns:wpi="http://schemas.microsoft.com/office/word/2010/wordprocessingInk" xmlns:wne="http://schemas.microsoft.com/office/word/2006/wordml" xmlns:wps="http://schemas.microsoft.com/office/word/2010/wordprocessingShape" mc:Ignorable="w14 wp14">
   <w:tbl>
     <w:tblPr>
       <w:tblW w:w="0" w:type="auto"/>
@@ -6486,12 +6412,6 @@
       <w:gridCol w:w="831"/>
     </w:tblGrid>
     <w:tr>
-      <w:tblPrEx>
-        <w:tblCellMar>
-          <w:top w:w="0" w:type="dxa"/>
-          <w:bottom w:w="0" w:type="dxa"/>
-        </w:tblCellMar>
-      </w:tblPrEx>
       <w:trPr>
         <w:cantSplit/>
         <w:jc w:val="center"/>
@@ -6507,12 +6427,13 @@
             <w:pStyle w:val="a5"/>
             <w:jc w:val="center"/>
             <w:rPr>
-              <w:rFonts w:ascii="ＭＳ ゴシック" w:eastAsia="ＭＳ ゴシック" w:hAnsi="ＭＳ ゴシック" w:hint="eastAsia"/>
+              <w:rFonts w:ascii="ＭＳ ゴシック" w:eastAsia="ＭＳ ゴシック" w:hAnsi="ＭＳ ゴシック"/>
               <w:color w:val="000000"/>
               <w:sz w:val="22"/>
               <w:szCs w:val="22"/>
             </w:rPr>
           </w:pPr>
+          <w:proofErr w:type="spellStart"/>
           <w:r>
             <w:rPr>
               <w:rFonts w:ascii="ＭＳ ゴシック" w:eastAsia="ＭＳ ゴシック" w:hAnsi="ＭＳ ゴシック" w:hint="eastAsia"/>
@@ -6522,6 +6443,7 @@
             </w:rPr>
             <w:t>文書番号</w:t>
           </w:r>
+          <w:proofErr w:type="spellEnd"/>
         </w:p>
         <w:p>
           <w:pPr>
@@ -6566,7 +6488,7 @@
             <w:pStyle w:val="a5"/>
             <w:jc w:val="center"/>
             <w:rPr>
-              <w:rFonts w:ascii="ＭＳ ゴシック" w:eastAsia="ＭＳ ゴシック" w:hAnsi="ＭＳ ゴシック" w:hint="eastAsia"/>
+              <w:rFonts w:ascii="ＭＳ ゴシック" w:eastAsia="ＭＳ ゴシック" w:hAnsi="ＭＳ ゴシック"/>
               <w:sz w:val="22"/>
               <w:lang w:val="en-US" w:eastAsia="ja-JP"/>
             </w:rPr>
@@ -6591,7 +6513,7 @@
             <w:pStyle w:val="a5"/>
             <w:jc w:val="center"/>
             <w:rPr>
-              <w:rFonts w:ascii="ＭＳ ゴシック" w:eastAsia="ＭＳ ゴシック" w:hAnsi="ＭＳ ゴシック" w:hint="eastAsia"/>
+              <w:rFonts w:ascii="ＭＳ ゴシック" w:eastAsia="ＭＳ ゴシック" w:hAnsi="ＭＳ ゴシック"/>
               <w:sz w:val="22"/>
               <w:lang w:val="en-US" w:eastAsia="ja-JP"/>
             </w:rPr>
@@ -6616,7 +6538,7 @@
             <w:pStyle w:val="a5"/>
             <w:jc w:val="center"/>
             <w:rPr>
-              <w:rFonts w:ascii="ＭＳ ゴシック" w:eastAsia="ＭＳ ゴシック" w:hAnsi="ＭＳ ゴシック" w:hint="eastAsia"/>
+              <w:rFonts w:ascii="ＭＳ ゴシック" w:eastAsia="ＭＳ ゴシック" w:hAnsi="ＭＳ ゴシック"/>
               <w:sz w:val="22"/>
               <w:lang w:val="en-US" w:eastAsia="ja-JP"/>
             </w:rPr>
@@ -6633,12 +6555,6 @@
       </w:tc>
     </w:tr>
     <w:tr>
-      <w:tblPrEx>
-        <w:tblCellMar>
-          <w:top w:w="0" w:type="dxa"/>
-          <w:bottom w:w="0" w:type="dxa"/>
-        </w:tblCellMar>
-      </w:tblPrEx>
       <w:trPr>
         <w:cantSplit/>
         <w:jc w:val="center"/>
@@ -6690,7 +6606,7 @@
             <w:pStyle w:val="a5"/>
             <w:jc w:val="center"/>
             <w:rPr>
-              <w:rFonts w:ascii="ＭＳ ゴシック" w:eastAsia="ＭＳ ゴシック" w:hAnsi="ＭＳ ゴシック" w:hint="eastAsia"/>
+              <w:rFonts w:ascii="ＭＳ ゴシック" w:eastAsia="ＭＳ ゴシック" w:hAnsi="ＭＳ ゴシック"/>
               <w:sz w:val="22"/>
               <w:lang w:val="en-US" w:eastAsia="ja-JP"/>
             </w:rPr>
@@ -6726,7 +6642,7 @@
               <w:sz w:val="22"/>
               <w:lang w:val="en-US" w:eastAsia="ja-JP"/>
             </w:rPr>
-            <w:t>4</w:t>
+            <w:t>6</w:t>
           </w:r>
           <w:r>
             <w:rPr>
@@ -6783,7 +6699,7 @@
               <w:sz w:val="22"/>
               <w:lang w:val="en-US" w:eastAsia="ja-JP"/>
             </w:rPr>
-            <w:t>4</w:t>
+            <w:t>5</w:t>
           </w:r>
           <w:r>
             <w:rPr>
@@ -6810,16 +6726,6 @@
       <w:pStyle w:val="a5"/>
       <w:ind w:right="360"/>
       <w:jc w:val="right"/>
-    </w:pPr>
-  </w:p>
-</w:hdr>
-</file>
-
-<file path=word/header4.xml><?xml version="1.0" encoding="utf-8"?>
-<w:hdr xmlns:m="http://schemas.openxmlformats.org/officeDocument/2006/math" xmlns:mc="http://schemas.openxmlformats.org/markup-compatibility/2006" xmlns:mo="http://schemas.microsoft.com/office/mac/office/2008/main" xmlns:mv="urn:schemas-microsoft-com:mac:vml" xmlns:o="urn:schemas-microsoft-com:office:office" xmlns:r="http://schemas.openxmlformats.org/officeDocument/2006/relationships" xmlns:v="urn:schemas-microsoft-com:vml" xmlns:w10="urn:schemas-microsoft-com:office:word" xmlns:w14="http://schemas.microsoft.com/office/word/2010/wordml" xmlns:w="http://schemas.openxmlformats.org/wordprocessingml/2006/main" xmlns:wne="http://schemas.microsoft.com/office/word/2006/wordml" xmlns:wp14="http://schemas.microsoft.com/office/word/2010/wordprocessingDrawing" xmlns:wp="http://schemas.openxmlformats.org/drawingml/2006/wordprocessingDrawing" xmlns:wpc="http://schemas.microsoft.com/office/word/2010/wordprocessingCanvas" xmlns:wpg="http://schemas.microsoft.com/office/word/2010/wordprocessingGroup" xmlns:wpi="http://schemas.microsoft.com/office/word/2010/wordprocessingInk" xmlns:wps="http://schemas.microsoft.com/office/word/2010/wordprocessingShape" mc:Ignorable="w14 wp14">
-  <w:p>
-    <w:pPr>
-      <w:pStyle w:val="Header"/>
     </w:pPr>
   </w:p>
 </w:hdr>
@@ -8413,13 +8319,15 @@
   </w:style>
   <w:style w:type="character" w:default="1" w:styleId="a0">
     <w:name w:val="Default Paragraph Font"/>
+    <w:uiPriority w:val="1"/>
+    <w:semiHidden/>
     <w:unhideWhenUsed/>
   </w:style>
   <w:style w:type="table" w:default="1" w:styleId="a1">
     <w:name w:val="Normal Table"/>
+    <w:uiPriority w:val="99"/>
     <w:semiHidden/>
     <w:unhideWhenUsed/>
-    <w:qFormat/>
     <w:tblPr>
       <w:tblInd w:w="0" w:type="dxa"/>
       <w:tblCellMar>
@@ -8432,6 +8340,7 @@
   </w:style>
   <w:style w:type="numbering" w:default="1" w:styleId="a2">
     <w:name w:val="No List"/>
+    <w:uiPriority w:val="99"/>
     <w:semiHidden/>
     <w:unhideWhenUsed/>
   </w:style>
@@ -8828,13 +8737,15 @@
   </w:style>
   <w:style w:type="character" w:default="1" w:styleId="a0">
     <w:name w:val="Default Paragraph Font"/>
+    <w:uiPriority w:val="1"/>
+    <w:semiHidden/>
     <w:unhideWhenUsed/>
   </w:style>
   <w:style w:type="table" w:default="1" w:styleId="a1">
     <w:name w:val="Normal Table"/>
+    <w:uiPriority w:val="99"/>
     <w:semiHidden/>
     <w:unhideWhenUsed/>
-    <w:qFormat/>
     <w:tblPr>
       <w:tblInd w:w="0" w:type="dxa"/>
       <w:tblCellMar>
@@ -8847,6 +8758,7 @@
   </w:style>
   <w:style w:type="numbering" w:default="1" w:styleId="a2">
     <w:name w:val="No List"/>
+    <w:uiPriority w:val="99"/>
     <w:semiHidden/>
     <w:unhideWhenUsed/>
   </w:style>
@@ -9364,6 +9276,19 @@
 </file>
 
 <file path=customXml/item1.xml><?xml version="1.0" encoding="utf-8"?>
+<?mso-contentType ?>
+<FormTemplates xmlns="http://schemas.microsoft.com/sharepoint/v3/contenttype/forms">
+  <Display>DocumentLibraryForm</Display>
+  <Edit>DocumentLibraryForm</Edit>
+  <New>DocumentLibraryForm</New>
+</FormTemplates>
+</file>
+
+<file path=customXml/item2.xml><?xml version="1.0" encoding="utf-8"?>
+<LongProperties xmlns="http://schemas.microsoft.com/office/2006/metadata/longProperties"/>
+</file>
+
+<file path=customXml/item3.xml><?xml version="1.0" encoding="utf-8"?>
 <ct:contentTypeSchema xmlns:ct="http://schemas.microsoft.com/office/2006/metadata/contentType" xmlns:ma="http://schemas.microsoft.com/office/2006/metadata/properties/metaAttributes" ct:_="" ma:_="" ma:contentTypeName="ドキュメント" ma:contentTypeID="0x010100B9F3419BC2D8D64D830E9AEB8963277A" ma:contentTypeVersion="12" ma:contentTypeDescription="新しいドキュメントを作成します。" ma:contentTypeScope="" ma:versionID="aaae8dea08b675139fd36b71e1da83a8">
   <xsd:schema xmlns:xsd="http://www.w3.org/2001/XMLSchema" xmlns:xs="http://www.w3.org/2001/XMLSchema" xmlns:p="http://schemas.microsoft.com/office/2006/metadata/properties" xmlns:ns2="de1ba629-2ef5-49ac-9285-140fa60976af" xmlns:ns3="4d7fb8f6-9384-49ba-9078-0024065d699e" targetNamespace="http://schemas.microsoft.com/office/2006/metadata/properties" ma:root="true" ma:fieldsID="845626131e878e0396b23398a507c366" ns2:_="" ns3:_="">
     <xsd:import namespace="de1ba629-2ef5-49ac-9285-140fa60976af"/>
@@ -9564,19 +9489,6 @@
 </ct:contentTypeSchema>
 </file>
 
-<file path=customXml/item2.xml><?xml version="1.0" encoding="utf-8"?>
-<LongProperties xmlns="http://schemas.microsoft.com/office/2006/metadata/longProperties"/>
-</file>
-
-<file path=customXml/item3.xml><?xml version="1.0" encoding="utf-8"?>
-<?mso-contentType ?>
-<FormTemplates xmlns="http://schemas.microsoft.com/sharepoint/v3/contenttype/forms">
-  <Display>DocumentLibraryForm</Display>
-  <Edit>DocumentLibraryForm</Edit>
-  <New>DocumentLibraryForm</New>
-</FormTemplates>
-</file>
-
 <file path=customXml/item4.xml><?xml version="1.0" encoding="utf-8"?>
 <p:properties xmlns:p="http://schemas.microsoft.com/office/2006/metadata/properties" xmlns:xsi="http://www.w3.org/2001/XMLSchema-instance" xmlns:pc="http://schemas.microsoft.com/office/infopath/2007/PartnerControls">
   <documentManagement>
@@ -9593,6 +9505,22 @@
 </file>
 
 <file path=customXml/itemProps1.xml><?xml version="1.0" encoding="utf-8"?>
+<ds:datastoreItem xmlns:ds="http://schemas.openxmlformats.org/officeDocument/2006/customXml" ds:itemID="{1C21A335-00E8-4A03-A66C-589B9308A224}">
+  <ds:schemaRefs>
+    <ds:schemaRef ds:uri="http://schemas.microsoft.com/sharepoint/v3/contenttype/forms"/>
+  </ds:schemaRefs>
+</ds:datastoreItem>
+</file>
+
+<file path=customXml/itemProps2.xml><?xml version="1.0" encoding="utf-8"?>
+<ds:datastoreItem xmlns:ds="http://schemas.openxmlformats.org/officeDocument/2006/customXml" ds:itemID="{6277F31A-9E86-4A01-B2F5-342F1274D774}">
+  <ds:schemaRefs>
+    <ds:schemaRef ds:uri="http://schemas.microsoft.com/office/2006/metadata/longProperties"/>
+  </ds:schemaRefs>
+</ds:datastoreItem>
+</file>
+
+<file path=customXml/itemProps3.xml><?xml version="1.0" encoding="utf-8"?>
 <ds:datastoreItem xmlns:ds="http://schemas.openxmlformats.org/officeDocument/2006/customXml" ds:itemID="{03D14772-5A80-48BA-8B03-586AE643C39A}">
   <ds:schemaRefs>
     <ds:schemaRef ds:uri="http://schemas.microsoft.com/office/2006/metadata/contentType"/>
@@ -9611,22 +9539,6 @@
 </ds:datastoreItem>
 </file>
 
-<file path=customXml/itemProps2.xml><?xml version="1.0" encoding="utf-8"?>
-<ds:datastoreItem xmlns:ds="http://schemas.openxmlformats.org/officeDocument/2006/customXml" ds:itemID="{6277F31A-9E86-4A01-B2F5-342F1274D774}">
-  <ds:schemaRefs>
-    <ds:schemaRef ds:uri="http://schemas.microsoft.com/office/2006/metadata/longProperties"/>
-  </ds:schemaRefs>
-</ds:datastoreItem>
-</file>
-
-<file path=customXml/itemProps3.xml><?xml version="1.0" encoding="utf-8"?>
-<ds:datastoreItem xmlns:ds="http://schemas.openxmlformats.org/officeDocument/2006/customXml" ds:itemID="{1C21A335-00E8-4A03-A66C-589B9308A224}">
-  <ds:schemaRefs>
-    <ds:schemaRef ds:uri="http://schemas.microsoft.com/sharepoint/v3/contenttype/forms"/>
-  </ds:schemaRefs>
-</ds:datastoreItem>
-</file>
-
 <file path=customXml/itemProps4.xml><?xml version="1.0" encoding="utf-8"?>
 <ds:datastoreItem xmlns:ds="http://schemas.openxmlformats.org/officeDocument/2006/customXml" ds:itemID="{F3F0BEBD-46C4-4F25-9D23-31DB84B1E8B0}">
   <ds:schemaRefs>
@@ -9639,7 +9551,7 @@
 </file>
 
 <file path=customXml/itemProps5.xml><?xml version="1.0" encoding="utf-8"?>
-<ds:datastoreItem xmlns:ds="http://schemas.openxmlformats.org/officeDocument/2006/customXml" ds:itemID="{DF39268C-8592-4611-983D-D522855C877E}">
+<ds:datastoreItem xmlns:ds="http://schemas.openxmlformats.org/officeDocument/2006/customXml" ds:itemID="{86A77923-CE5C-43CF-9848-9A794BB5249C}">
   <ds:schemaRefs>
     <ds:schemaRef ds:uri="http://schemas.openxmlformats.org/officeDocument/2006/bibliography"/>
   </ds:schemaRefs>
